--- a/input/ISO_23792-1.docx
+++ b/input/ISO_23792-1.docx
@@ -1,10 +1,10 @@
 
 <file path=word/document.xml><?xml version="1.0" encoding="utf-8"?>
-<w:document xmlns:wpc="http://schemas.microsoft.com/office/word/2010/wordprocessingCanvas" xmlns:cx="http://schemas.microsoft.com/office/drawing/2014/chartex" xmlns:cx1="http://schemas.microsoft.com/office/drawing/2015/9/8/chartex" xmlns:mc="http://schemas.openxmlformats.org/markup-compatibility/2006" xmlns:o="urn:schemas-microsoft-com:office:office" xmlns:r="http://schemas.openxmlformats.org/officeDocument/2006/relationships" xmlns:m="http://schemas.openxmlformats.org/officeDocument/2006/math" xmlns:v="urn:schemas-microsoft-com:vml" xmlns:wp14="http://schemas.microsoft.com/office/word/2010/wordprocessingDrawing" xmlns:wp="http://schemas.openxmlformats.org/drawingml/2006/wordprocessingDrawing" xmlns:w10="urn:schemas-microsoft-com:office:word" xmlns:w="http://schemas.openxmlformats.org/wordprocessingml/2006/main" xmlns:w14="http://schemas.microsoft.com/office/word/2010/wordml" xmlns:w15="http://schemas.microsoft.com/office/word/2012/wordml" xmlns:w16se="http://schemas.microsoft.com/office/word/2015/wordml/symex" xmlns:wpg="http://schemas.microsoft.com/office/word/2010/wordprocessingGroup" xmlns:wpi="http://schemas.microsoft.com/office/word/2010/wordprocessingInk" xmlns:wne="http://schemas.microsoft.com/office/word/2006/wordml" xmlns:wps="http://schemas.microsoft.com/office/word/2010/wordprocessingShape" mc:Ignorable="w14 w15 w16se wp14">
+<w:document xmlns:wpc="http://schemas.microsoft.com/office/word/2010/wordprocessingCanvas" xmlns:cx="http://schemas.microsoft.com/office/drawing/2014/chartex" xmlns:cx1="http://schemas.microsoft.com/office/drawing/2015/9/8/chartex" xmlns:cx2="http://schemas.microsoft.com/office/drawing/2015/10/21/chartex" xmlns:cx3="http://schemas.microsoft.com/office/drawing/2016/5/9/chartex" xmlns:cx4="http://schemas.microsoft.com/office/drawing/2016/5/10/chartex" xmlns:cx5="http://schemas.microsoft.com/office/drawing/2016/5/11/chartex" xmlns:cx6="http://schemas.microsoft.com/office/drawing/2016/5/12/chartex" xmlns:cx7="http://schemas.microsoft.com/office/drawing/2016/5/13/chartex" xmlns:cx8="http://schemas.microsoft.com/office/drawing/2016/5/14/chartex" xmlns:mc="http://schemas.openxmlformats.org/markup-compatibility/2006" xmlns:aink="http://schemas.microsoft.com/office/drawing/2016/ink" xmlns:am3d="http://schemas.microsoft.com/office/drawing/2017/model3d" xmlns:o="urn:schemas-microsoft-com:office:office" xmlns:oel="http://schemas.microsoft.com/office/2019/extlst" xmlns:r="http://schemas.openxmlformats.org/officeDocument/2006/relationships" xmlns:m="http://schemas.openxmlformats.org/officeDocument/2006/math" xmlns:v="urn:schemas-microsoft-com:vml" xmlns:wp14="http://schemas.microsoft.com/office/word/2010/wordprocessingDrawing" xmlns:wp="http://schemas.openxmlformats.org/drawingml/2006/wordprocessingDrawing" xmlns:w10="urn:schemas-microsoft-com:office:word" xmlns:w="http://schemas.openxmlformats.org/wordprocessingml/2006/main" xmlns:w14="http://schemas.microsoft.com/office/word/2010/wordml" xmlns:w15="http://schemas.microsoft.com/office/word/2012/wordml" xmlns:w16cex="http://schemas.microsoft.com/office/word/2018/wordml/cex" xmlns:w16cid="http://schemas.microsoft.com/office/word/2016/wordml/cid" xmlns:w16="http://schemas.microsoft.com/office/word/2018/wordml" xmlns:w16du="http://schemas.microsoft.com/office/word/2023/wordml/word16du" xmlns:w16sdtdh="http://schemas.microsoft.com/office/word/2020/wordml/sdtdatahash" xmlns:w16sdtfl="http://schemas.microsoft.com/office/word/2024/wordml/sdtformatlock" xmlns:w16se="http://schemas.microsoft.com/office/word/2015/wordml/symex" xmlns:wpg="http://schemas.microsoft.com/office/word/2010/wordprocessingGroup" xmlns:wpi="http://schemas.microsoft.com/office/word/2010/wordprocessingInk" xmlns:wne="http://schemas.microsoft.com/office/word/2006/wordml" xmlns:wps="http://schemas.microsoft.com/office/word/2010/wordprocessingShape" mc:Ignorable="w14 w15 w16se w16cid w16 w16cex w16sdtdh w16sdtfl w16du wp14">
   <w:body>
     <w:p>
       <w:pPr>
-        <w:pStyle w:val="Nzev"/>
+        <w:pStyle w:val="Title"/>
         <w:spacing w:after="60"/>
         <w:rPr>
           <w:b w:val="0"/>
@@ -157,7 +157,7 @@
     </w:tbl>
     <w:p>
       <w:pPr>
-        <w:pStyle w:val="Titulek"/>
+        <w:pStyle w:val="Caption"/>
       </w:pPr>
       <w:r>
         <w:tab/>
@@ -188,7 +188,7 @@
     </w:p>
     <w:p>
       <w:pPr>
-        <w:pStyle w:val="Nadpis1"/>
+        <w:pStyle w:val="Heading1"/>
       </w:pPr>
       <w:r>
         <w:t>Introduction</w:t>
@@ -231,32 +231,12 @@
           <w:color w:val="003366"/>
           <w:lang w:val="en-US"/>
         </w:rPr>
-        <w:t xml:space="preserve">Note: This Extract presents selected chapters of the described document and retains the original </w:t>
-      </w:r>
-      <w:bookmarkStart w:id="1" w:name="_GoBack"/>
-      <w:r>
-        <w:rPr>
-          <w:rFonts w:cs="Arial"/>
-          <w:i/>
-          <w:color w:val="003366"/>
-          <w:lang w:val="en-US"/>
-        </w:rPr>
-        <w:t xml:space="preserve">chapter </w:t>
-      </w:r>
-      <w:bookmarkEnd w:id="1"/>
-      <w:r>
-        <w:rPr>
-          <w:rFonts w:cs="Arial"/>
-          <w:i/>
-          <w:color w:val="003366"/>
-          <w:lang w:val="en-US"/>
-        </w:rPr>
-        <w:t>numbering.</w:t>
-      </w:r>
-    </w:p>
-    <w:p>
-      <w:pPr>
-        <w:pStyle w:val="Nadpis1"/>
+        <w:t>Note: This Extract presents selected chapters of the described document and retains the original chapter numbering.</w:t>
+      </w:r>
+    </w:p>
+    <w:p>
+      <w:pPr>
+        <w:pStyle w:val="Heading1"/>
       </w:pPr>
       <w:r>
         <w:t>Use</w:t>
@@ -280,7 +260,7 @@
     </w:p>
     <w:p>
       <w:pPr>
-        <w:pStyle w:val="Nadpis1"/>
+        <w:pStyle w:val="Heading1"/>
       </w:pPr>
       <w:r>
         <w:t>Scope</w:t>
@@ -303,7 +283,7 @@
     </w:p>
     <w:p>
       <w:pPr>
-        <w:pStyle w:val="Nadpis1"/>
+        <w:pStyle w:val="Heading1"/>
       </w:pPr>
       <w:r>
         <w:t>Related Documents (Selection)</w:t>
@@ -321,7 +301,7 @@
     </w:p>
     <w:p>
       <w:pPr>
-        <w:pStyle w:val="Nadpis1"/>
+        <w:pStyle w:val="Heading1"/>
       </w:pPr>
       <w:r>
         <w:lastRenderedPageBreak/>
@@ -366,7 +346,19 @@
         <w:rPr>
           <w:b/>
         </w:rPr>
-        <w:t xml:space="preserve"> – </w:t>
+        <w:t xml:space="preserve"> </w:t>
+      </w:r>
+      <w:r>
+        <w:rPr>
+          <w:bCs/>
+        </w:rPr>
+        <w:t>–</w:t>
+      </w:r>
+      <w:r>
+        <w:rPr>
+          <w:b/>
+        </w:rPr>
+        <w:t xml:space="preserve"> </w:t>
       </w:r>
       <w:r>
         <w:rPr>
@@ -399,59 +391,57 @@
           <w:b/>
           <w:bCs/>
         </w:rPr>
-        <w:t xml:space="preserve"> – </w:t>
+        <w:t xml:space="preserve"> </w:t>
       </w:r>
       <w:r>
         <w:rPr>
           <w:rFonts w:eastAsia="Arial"/>
         </w:rPr>
-        <w:t>planned sequence of waypoints to reach a destination</w:t>
-      </w:r>
-    </w:p>
-    <w:p>
-      <w:pPr>
-        <w:pStyle w:val="Textnormy"/>
-        <w:rPr>
-          <w:rFonts w:eastAsia="Arial"/>
-        </w:rPr>
-      </w:pPr>
+        <w:t>–</w:t>
+      </w:r>
       <w:r>
         <w:rPr>
           <w:rFonts w:eastAsia="Arial"/>
           <w:b/>
           <w:bCs/>
         </w:rPr>
-        <w:t>trajectory</w:t>
-      </w:r>
+        <w:t xml:space="preserve"> </w:t>
+      </w:r>
+      <w:r>
+        <w:rPr>
+          <w:rFonts w:eastAsia="Arial"/>
+        </w:rPr>
+        <w:t>planned sequence of waypoints to reach a destination</w:t>
+      </w:r>
+    </w:p>
+    <w:p>
+      <w:pPr>
+        <w:pStyle w:val="Textnormy"/>
+        <w:rPr>
+          <w:rFonts w:eastAsia="Arial"/>
+        </w:rPr>
+      </w:pPr>
       <w:r>
         <w:rPr>
           <w:rFonts w:eastAsia="Arial"/>
           <w:b/>
           <w:bCs/>
         </w:rPr>
-        <w:t xml:space="preserve"> – </w:t>
-      </w:r>
-      <w:r>
-        <w:rPr>
-          <w:rFonts w:eastAsia="Arial"/>
-        </w:rPr>
-        <w:t>sequence of locations that define the intended motion vector of the subject vehicle</w:t>
-      </w:r>
-    </w:p>
-    <w:p>
-      <w:pPr>
-        <w:pStyle w:val="Textnormy"/>
-        <w:rPr>
-          <w:rFonts w:eastAsia="Arial"/>
-        </w:rPr>
-      </w:pPr>
+        <w:t>trajectory</w:t>
+      </w:r>
       <w:r>
         <w:rPr>
           <w:rFonts w:eastAsia="Arial"/>
           <w:b/>
           <w:bCs/>
         </w:rPr>
-        <w:t>vehicle motion control (VMC)</w:t>
+        <w:t xml:space="preserve"> </w:t>
+      </w:r>
+      <w:r>
+        <w:rPr>
+          <w:rFonts w:eastAsia="Arial"/>
+        </w:rPr>
+        <w:t>–</w:t>
       </w:r>
       <w:r>
         <w:rPr>
@@ -459,27 +449,226 @@
           <w:b/>
           <w:bCs/>
         </w:rPr>
+        <w:t xml:space="preserve"> </w:t>
+      </w:r>
+      <w:r>
+        <w:rPr>
+          <w:rFonts w:eastAsia="Arial"/>
+        </w:rPr>
+        <w:t>sequence of locations that define the intended motion vector of the subject vehicle</w:t>
+      </w:r>
+    </w:p>
+    <w:p>
+      <w:pPr>
+        <w:pStyle w:val="Textnormy"/>
+        <w:rPr>
+          <w:rFonts w:eastAsia="Arial"/>
+        </w:rPr>
+      </w:pPr>
+      <w:r>
+        <w:rPr>
+          <w:rFonts w:eastAsia="Arial"/>
+          <w:b/>
+          <w:bCs/>
+        </w:rPr>
+        <w:t>vehicle motion control (VMC)</w:t>
+      </w:r>
+      <w:r>
+        <w:rPr>
+          <w:rFonts w:eastAsia="Arial"/>
+          <w:b/>
+          <w:bCs/>
+        </w:rPr>
+        <w:t xml:space="preserve"> </w:t>
+      </w:r>
+      <w:r>
+        <w:rPr>
+          <w:rFonts w:eastAsia="Arial"/>
+        </w:rPr>
+        <w:t>–</w:t>
+      </w:r>
+      <w:r>
+        <w:rPr>
+          <w:rFonts w:eastAsia="Arial"/>
+          <w:b/>
+          <w:bCs/>
+        </w:rPr>
+        <w:t xml:space="preserve"> </w:t>
+      </w:r>
+      <w:r>
+        <w:rPr>
+          <w:rFonts w:eastAsia="Arial"/>
+        </w:rPr>
+        <w:t>activities necessary to adjust vehicle movement continuously in real time, which include “lateral vehicle motion control” and “longitudinal vehicle motion control”</w:t>
+      </w:r>
+    </w:p>
+    <w:p>
+      <w:pPr>
+        <w:pStyle w:val="Heading1"/>
+      </w:pPr>
+      <w:r>
+        <w:t xml:space="preserve">4 </w:t>
+      </w:r>
+      <w:r>
+        <w:t>Symbols and a</w:t>
+      </w:r>
+      <w:r>
+        <w:t>bbreviated terms</w:t>
+      </w:r>
+    </w:p>
+    <w:p>
+      <w:pPr>
+        <w:pStyle w:val="Textnormy"/>
+        <w:rPr>
+          <w:rFonts w:eastAsia="Arial"/>
+        </w:rPr>
+      </w:pPr>
+      <w:proofErr w:type="spellStart"/>
+      <w:r>
+        <w:rPr>
+          <w:rFonts w:eastAsia="Arial"/>
+        </w:rPr>
+        <w:t>The</w:t>
+      </w:r>
+      <w:proofErr w:type="spellEnd"/>
+      <w:r>
+        <w:rPr>
+          <w:rFonts w:eastAsia="Arial"/>
+        </w:rPr>
+        <w:t xml:space="preserve"> </w:t>
+      </w:r>
+      <w:proofErr w:type="spellStart"/>
+      <w:r>
+        <w:rPr>
+          <w:rFonts w:eastAsia="Arial"/>
+        </w:rPr>
+        <w:t>document</w:t>
+      </w:r>
+      <w:proofErr w:type="spellEnd"/>
+      <w:r>
+        <w:rPr>
+          <w:rFonts w:eastAsia="Arial"/>
+        </w:rPr>
+        <w:t xml:space="preserve"> </w:t>
+      </w:r>
+      <w:proofErr w:type="spellStart"/>
+      <w:r>
+        <w:rPr>
+          <w:rFonts w:eastAsia="Arial"/>
+        </w:rPr>
+        <w:t>defines</w:t>
+      </w:r>
+      <w:proofErr w:type="spellEnd"/>
+      <w:r>
+        <w:rPr>
+          <w:rFonts w:eastAsia="Arial"/>
+        </w:rPr>
+        <w:t xml:space="preserve"> 14 </w:t>
+      </w:r>
+      <w:proofErr w:type="spellStart"/>
+      <w:r>
+        <w:rPr>
+          <w:rFonts w:eastAsia="Arial"/>
+        </w:rPr>
+        <w:t>abbreviated</w:t>
+      </w:r>
+      <w:proofErr w:type="spellEnd"/>
+      <w:r>
+        <w:rPr>
+          <w:rFonts w:eastAsia="Arial"/>
+        </w:rPr>
+        <w:t xml:space="preserve"> </w:t>
+      </w:r>
+      <w:proofErr w:type="spellStart"/>
+      <w:r>
+        <w:rPr>
+          <w:rFonts w:eastAsia="Arial"/>
+        </w:rPr>
+        <w:t>terms</w:t>
+      </w:r>
+      <w:proofErr w:type="spellEnd"/>
+      <w:r>
+        <w:rPr>
+          <w:rFonts w:eastAsia="Arial"/>
+        </w:rPr>
+        <w:t xml:space="preserve"> (</w:t>
+      </w:r>
+      <w:proofErr w:type="spellStart"/>
+      <w:r>
+        <w:rPr>
+          <w:rFonts w:eastAsia="Arial"/>
+        </w:rPr>
+        <w:t>selection</w:t>
+      </w:r>
+      <w:proofErr w:type="spellEnd"/>
+      <w:r>
+        <w:rPr>
+          <w:rFonts w:eastAsia="Arial"/>
+        </w:rPr>
+        <w:t>):</w:t>
+      </w:r>
+    </w:p>
+    <w:p>
+      <w:pPr>
+        <w:pStyle w:val="Textnormy"/>
+        <w:rPr>
+          <w:rFonts w:eastAsia="Arial"/>
+        </w:rPr>
+      </w:pPr>
+      <w:r>
+        <w:rPr>
+          <w:rFonts w:eastAsia="Arial"/>
+          <w:b/>
+          <w:bCs/>
+        </w:rPr>
+        <w:t>MCS</w:t>
+      </w:r>
+      <w:bookmarkStart w:id="1" w:name="OLE_LINK3"/>
+      <w:r>
         <w:t xml:space="preserve"> – </w:t>
       </w:r>
+      <w:bookmarkEnd w:id="1"/>
+      <w:proofErr w:type="spellStart"/>
       <w:r>
         <w:rPr>
           <w:rFonts w:eastAsia="Arial"/>
         </w:rPr>
-        <w:t>activities necessary to adjust vehicle movement continuously in real time, which include “lateral vehicle motion control” and “longitudinal vehicle motion control”</w:t>
-      </w:r>
-    </w:p>
-    <w:p>
-      <w:pPr>
-        <w:pStyle w:val="Nadpis1"/>
-      </w:pPr>
-      <w:r>
-        <w:t xml:space="preserve">4 </w:t>
-      </w:r>
-      <w:r>
-        <w:t>Symbols and a</w:t>
-      </w:r>
-      <w:r>
-        <w:t>bbreviated terms</w:t>
+        <w:t>Motorway</w:t>
+      </w:r>
+      <w:proofErr w:type="spellEnd"/>
+      <w:r>
+        <w:rPr>
+          <w:rFonts w:eastAsia="Arial"/>
+        </w:rPr>
+        <w:t xml:space="preserve"> </w:t>
+      </w:r>
+      <w:proofErr w:type="spellStart"/>
+      <w:r>
+        <w:rPr>
+          <w:rFonts w:eastAsia="Arial"/>
+        </w:rPr>
+        <w:t>chauffeur</w:t>
+      </w:r>
+      <w:proofErr w:type="spellEnd"/>
+      <w:r>
+        <w:rPr>
+          <w:rFonts w:eastAsia="Arial"/>
+        </w:rPr>
+        <w:t xml:space="preserve"> </w:t>
+      </w:r>
+      <w:proofErr w:type="spellStart"/>
+      <w:r>
+        <w:rPr>
+          <w:rFonts w:eastAsia="Arial"/>
+        </w:rPr>
+        <w:t>system</w:t>
+      </w:r>
+      <w:proofErr w:type="spellEnd"/>
+      <w:r>
+        <w:rPr>
+          <w:rFonts w:eastAsia="Arial"/>
+        </w:rPr>
+        <w:t xml:space="preserve"> </w:t>
       </w:r>
     </w:p>
     <w:p>
@@ -489,18 +678,62 @@
           <w:rFonts w:eastAsia="Arial"/>
         </w:rPr>
       </w:pPr>
+      <w:r>
+        <w:rPr>
+          <w:rFonts w:eastAsia="Arial"/>
+          <w:b/>
+          <w:bCs/>
+        </w:rPr>
+        <w:t>FRU</w:t>
+      </w:r>
+      <w:r>
+        <w:t xml:space="preserve"> – </w:t>
+      </w:r>
       <w:proofErr w:type="spellStart"/>
       <w:r>
         <w:rPr>
           <w:rFonts w:eastAsia="Arial"/>
         </w:rPr>
-        <w:t>The</w:t>
+        <w:t>fallback-ready</w:t>
       </w:r>
       <w:proofErr w:type="spellEnd"/>
       <w:r>
         <w:rPr>
           <w:rFonts w:eastAsia="Arial"/>
         </w:rPr>
+        <w:t xml:space="preserve"> user </w:t>
+      </w:r>
+    </w:p>
+    <w:p>
+      <w:pPr>
+        <w:pStyle w:val="Textnormy"/>
+        <w:rPr>
+          <w:rFonts w:eastAsia="Arial"/>
+        </w:rPr>
+      </w:pPr>
+      <w:r>
+        <w:rPr>
+          <w:rFonts w:eastAsia="Arial"/>
+          <w:b/>
+          <w:bCs/>
+        </w:rPr>
+        <w:t>DDT</w:t>
+      </w:r>
+      <w:r>
+        <w:t xml:space="preserve"> – </w:t>
+      </w:r>
+      <w:proofErr w:type="spellStart"/>
+      <w:r>
+        <w:rPr>
+          <w:rFonts w:eastAsia="Arial"/>
+        </w:rPr>
+        <w:t>dynamic</w:t>
+      </w:r>
+      <w:proofErr w:type="spellEnd"/>
+      <w:r>
+        <w:rPr>
+          <w:rFonts w:eastAsia="Arial"/>
+        </w:rPr>
         <w:t xml:space="preserve"> </w:t>
       </w:r>
       <w:proofErr w:type="spellStart"/>
@@ -508,7 +741,7 @@
         <w:rPr>
           <w:rFonts w:eastAsia="Arial"/>
         </w:rPr>
-        <w:t>document</w:t>
+        <w:t>driving</w:t>
       </w:r>
       <w:proofErr w:type="spellEnd"/>
       <w:r>
@@ -522,56 +755,108 @@
         <w:rPr>
           <w:rFonts w:eastAsia="Arial"/>
         </w:rPr>
-        <w:t>defines</w:t>
+        <w:t>task</w:t>
       </w:r>
       <w:proofErr w:type="spellEnd"/>
       <w:r>
         <w:rPr>
           <w:rFonts w:eastAsia="Arial"/>
         </w:rPr>
-        <w:t xml:space="preserve"> 14 </w:t>
+        <w:t xml:space="preserve"> </w:t>
+      </w:r>
+    </w:p>
+    <w:p>
+      <w:pPr>
+        <w:pStyle w:val="Textnormy"/>
+        <w:rPr>
+          <w:rFonts w:eastAsia="Arial"/>
+        </w:rPr>
+      </w:pPr>
+      <w:r>
+        <w:rPr>
+          <w:rFonts w:eastAsia="Arial"/>
+          <w:b/>
+          <w:bCs/>
+        </w:rPr>
+        <w:t>RTI</w:t>
+      </w:r>
+      <w:r>
+        <w:t xml:space="preserve"> – </w:t>
       </w:r>
       <w:proofErr w:type="spellStart"/>
       <w:r>
         <w:rPr>
           <w:rFonts w:eastAsia="Arial"/>
         </w:rPr>
-        <w:t>abbreviated</w:t>
+        <w:t>request</w:t>
       </w:r>
       <w:proofErr w:type="spellEnd"/>
       <w:r>
         <w:rPr>
           <w:rFonts w:eastAsia="Arial"/>
         </w:rPr>
+        <w:t xml:space="preserve"> to </w:t>
+      </w:r>
+      <w:proofErr w:type="spellStart"/>
+      <w:r>
+        <w:rPr>
+          <w:rFonts w:eastAsia="Arial"/>
+        </w:rPr>
+        <w:t>intervene</w:t>
+      </w:r>
+      <w:proofErr w:type="spellEnd"/>
+      <w:r>
+        <w:rPr>
+          <w:rFonts w:eastAsia="Arial"/>
+        </w:rPr>
         <w:t xml:space="preserve"> </w:t>
       </w:r>
+    </w:p>
+    <w:p>
+      <w:pPr>
+        <w:pStyle w:val="Textnormy"/>
+        <w:rPr>
+          <w:rFonts w:eastAsia="Arial"/>
+        </w:rPr>
+      </w:pPr>
+      <w:r>
+        <w:rPr>
+          <w:rFonts w:eastAsia="Arial"/>
+          <w:b/>
+          <w:bCs/>
+        </w:rPr>
+        <w:t>MRM</w:t>
+      </w:r>
+      <w:r>
+        <w:t xml:space="preserve"> – </w:t>
+      </w:r>
       <w:proofErr w:type="spellStart"/>
       <w:r>
         <w:rPr>
           <w:rFonts w:eastAsia="Arial"/>
         </w:rPr>
-        <w:t>terms</w:t>
+        <w:t>minimal</w:t>
       </w:r>
       <w:proofErr w:type="spellEnd"/>
       <w:r>
         <w:rPr>
           <w:rFonts w:eastAsia="Arial"/>
         </w:rPr>
-        <w:t xml:space="preserve"> (</w:t>
+        <w:t xml:space="preserve"> risk </w:t>
       </w:r>
       <w:proofErr w:type="spellStart"/>
       <w:r>
         <w:rPr>
           <w:rFonts w:eastAsia="Arial"/>
         </w:rPr>
-        <w:t>selection</w:t>
+        <w:t>manoeuvre</w:t>
       </w:r>
       <w:proofErr w:type="spellEnd"/>
       <w:r>
         <w:rPr>
           <w:rFonts w:eastAsia="Arial"/>
         </w:rPr>
-        <w:t>):</w:t>
+        <w:t xml:space="preserve"> </w:t>
       </w:r>
     </w:p>
     <w:p>
@@ -584,21 +869,34 @@
       <w:r>
         <w:rPr>
           <w:rFonts w:eastAsia="Arial"/>
-        </w:rPr>
-        <w:t>MCS</w:t>
-      </w:r>
+          <w:b/>
+          <w:bCs/>
+        </w:rPr>
+        <w:t>MRC</w:t>
+      </w:r>
+      <w:r>
+        <w:t xml:space="preserve"> – </w:t>
+      </w:r>
+      <w:proofErr w:type="spellStart"/>
       <w:r>
         <w:rPr>
           <w:rFonts w:eastAsia="Arial"/>
         </w:rPr>
-        <w:tab/>
+        <w:t>minimal</w:t>
+      </w:r>
+      <w:proofErr w:type="spellEnd"/>
+      <w:r>
+        <w:rPr>
+          <w:rFonts w:eastAsia="Arial"/>
+        </w:rPr>
+        <w:t xml:space="preserve"> risk </w:t>
       </w:r>
       <w:proofErr w:type="spellStart"/>
       <w:r>
         <w:rPr>
           <w:rFonts w:eastAsia="Arial"/>
         </w:rPr>
-        <w:t>Motorway</w:t>
+        <w:t>condition</w:t>
       </w:r>
       <w:proofErr w:type="spellEnd"/>
       <w:r>
@@ -607,33 +905,52 @@
         </w:rPr>
         <w:t xml:space="preserve"> </w:t>
       </w:r>
+    </w:p>
+    <w:p>
+      <w:pPr>
+        <w:pStyle w:val="Textnormy"/>
+        <w:rPr>
+          <w:rFonts w:eastAsia="Arial"/>
+        </w:rPr>
+      </w:pPr>
+      <w:r>
+        <w:rPr>
+          <w:rFonts w:eastAsia="Arial"/>
+          <w:b/>
+          <w:bCs/>
+        </w:rPr>
+        <w:t>OEDR</w:t>
+      </w:r>
+      <w:r>
+        <w:t xml:space="preserve"> – </w:t>
+      </w:r>
       <w:proofErr w:type="spellStart"/>
       <w:r>
         <w:rPr>
           <w:rFonts w:eastAsia="Arial"/>
         </w:rPr>
-        <w:t>chauffeur</w:t>
+        <w:t>object</w:t>
       </w:r>
       <w:proofErr w:type="spellEnd"/>
       <w:r>
         <w:rPr>
           <w:rFonts w:eastAsia="Arial"/>
         </w:rPr>
-        <w:t xml:space="preserve"> </w:t>
+        <w:t xml:space="preserve"> and event </w:t>
       </w:r>
       <w:proofErr w:type="spellStart"/>
       <w:r>
         <w:rPr>
           <w:rFonts w:eastAsia="Arial"/>
         </w:rPr>
-        <w:t>system</w:t>
+        <w:t>detection</w:t>
       </w:r>
       <w:proofErr w:type="spellEnd"/>
       <w:r>
         <w:rPr>
           <w:rFonts w:eastAsia="Arial"/>
         </w:rPr>
-        <w:t xml:space="preserve"> </w:t>
+        <w:t xml:space="preserve"> and response </w:t>
       </w:r>
     </w:p>
     <w:p>
@@ -646,356 +963,45 @@
       <w:r>
         <w:rPr>
           <w:rFonts w:eastAsia="Arial"/>
-        </w:rPr>
-        <w:t>FRU</w:t>
-      </w:r>
+          <w:b/>
+          <w:bCs/>
+        </w:rPr>
+        <w:t>TTC</w:t>
+      </w:r>
+      <w:r>
+        <w:t xml:space="preserve"> – </w:t>
+      </w:r>
+      <w:proofErr w:type="spellStart"/>
       <w:r>
         <w:rPr>
           <w:rFonts w:eastAsia="Arial"/>
         </w:rPr>
-        <w:tab/>
+        <w:t>time</w:t>
+      </w:r>
+      <w:proofErr w:type="spellEnd"/>
+      <w:r>
+        <w:rPr>
+          <w:rFonts w:eastAsia="Arial"/>
+        </w:rPr>
+        <w:t xml:space="preserve"> to </w:t>
       </w:r>
       <w:proofErr w:type="spellStart"/>
       <w:r>
         <w:rPr>
           <w:rFonts w:eastAsia="Arial"/>
         </w:rPr>
-        <w:t>fallback-ready</w:t>
+        <w:t>collision</w:t>
       </w:r>
       <w:proofErr w:type="spellEnd"/>
-      <w:r>
-        <w:rPr>
-          <w:rFonts w:eastAsia="Arial"/>
-        </w:rPr>
-        <w:t xml:space="preserve"> user </w:t>
-      </w:r>
-    </w:p>
-    <w:p>
-      <w:pPr>
-        <w:pStyle w:val="Textnormy"/>
-        <w:rPr>
-          <w:rFonts w:eastAsia="Arial"/>
-        </w:rPr>
-      </w:pPr>
-      <w:r>
-        <w:rPr>
-          <w:rFonts w:eastAsia="Arial"/>
-        </w:rPr>
-        <w:t>DDT</w:t>
-      </w:r>
-      <w:r>
-        <w:rPr>
-          <w:rFonts w:eastAsia="Arial"/>
-        </w:rPr>
-        <w:tab/>
-      </w:r>
-      <w:proofErr w:type="spellStart"/>
-      <w:r>
-        <w:rPr>
-          <w:rFonts w:eastAsia="Arial"/>
-        </w:rPr>
-        <w:t>dynamic</w:t>
-      </w:r>
-      <w:proofErr w:type="spellEnd"/>
-      <w:r>
-        <w:rPr>
-          <w:rFonts w:eastAsia="Arial"/>
-        </w:rPr>
-        <w:t xml:space="preserve"> </w:t>
-      </w:r>
-      <w:proofErr w:type="spellStart"/>
-      <w:r>
-        <w:rPr>
-          <w:rFonts w:eastAsia="Arial"/>
-        </w:rPr>
-        <w:t>driving</w:t>
-      </w:r>
-      <w:proofErr w:type="spellEnd"/>
-      <w:r>
-        <w:rPr>
-          <w:rFonts w:eastAsia="Arial"/>
-        </w:rPr>
-        <w:t xml:space="preserve"> </w:t>
-      </w:r>
-      <w:proofErr w:type="spellStart"/>
-      <w:r>
-        <w:rPr>
-          <w:rFonts w:eastAsia="Arial"/>
-        </w:rPr>
-        <w:t>task</w:t>
-      </w:r>
-      <w:proofErr w:type="spellEnd"/>
-      <w:r>
-        <w:rPr>
-          <w:rFonts w:eastAsia="Arial"/>
-        </w:rPr>
-        <w:t xml:space="preserve"> </w:t>
-      </w:r>
-    </w:p>
-    <w:p>
-      <w:pPr>
-        <w:pStyle w:val="Textnormy"/>
-        <w:rPr>
-          <w:rFonts w:eastAsia="Arial"/>
-        </w:rPr>
-      </w:pPr>
-      <w:r>
-        <w:rPr>
-          <w:rFonts w:eastAsia="Arial"/>
-        </w:rPr>
-        <w:t>RTI</w:t>
-      </w:r>
-      <w:r>
-        <w:rPr>
-          <w:rFonts w:eastAsia="Arial"/>
-        </w:rPr>
-        <w:tab/>
-      </w:r>
-      <w:proofErr w:type="spellStart"/>
-      <w:r>
-        <w:rPr>
-          <w:rFonts w:eastAsia="Arial"/>
-        </w:rPr>
-        <w:t>request</w:t>
-      </w:r>
-      <w:proofErr w:type="spellEnd"/>
-      <w:r>
-        <w:rPr>
-          <w:rFonts w:eastAsia="Arial"/>
-        </w:rPr>
-        <w:t xml:space="preserve"> to </w:t>
-      </w:r>
-      <w:proofErr w:type="spellStart"/>
-      <w:r>
-        <w:rPr>
-          <w:rFonts w:eastAsia="Arial"/>
-        </w:rPr>
-        <w:t>intervene</w:t>
-      </w:r>
-      <w:proofErr w:type="spellEnd"/>
-      <w:r>
-        <w:rPr>
-          <w:rFonts w:eastAsia="Arial"/>
-        </w:rPr>
-        <w:t xml:space="preserve"> </w:t>
-      </w:r>
-    </w:p>
-    <w:p>
-      <w:pPr>
-        <w:pStyle w:val="Textnormy"/>
-        <w:rPr>
-          <w:rFonts w:eastAsia="Arial"/>
-        </w:rPr>
-      </w:pPr>
-      <w:r>
-        <w:rPr>
-          <w:rFonts w:eastAsia="Arial"/>
-        </w:rPr>
-        <w:t>MRM</w:t>
-      </w:r>
-      <w:r>
-        <w:rPr>
-          <w:rFonts w:eastAsia="Arial"/>
-        </w:rPr>
-        <w:tab/>
-      </w:r>
-      <w:proofErr w:type="spellStart"/>
-      <w:r>
-        <w:rPr>
-          <w:rFonts w:eastAsia="Arial"/>
-        </w:rPr>
-        <w:t>minimal</w:t>
-      </w:r>
-      <w:proofErr w:type="spellEnd"/>
-      <w:r>
-        <w:rPr>
-          <w:rFonts w:eastAsia="Arial"/>
-        </w:rPr>
-        <w:t xml:space="preserve"> risk </w:t>
-      </w:r>
-      <w:proofErr w:type="spellStart"/>
-      <w:r>
-        <w:rPr>
-          <w:rFonts w:eastAsia="Arial"/>
-        </w:rPr>
-        <w:t>manoeuvre</w:t>
-      </w:r>
-      <w:proofErr w:type="spellEnd"/>
-      <w:r>
-        <w:rPr>
-          <w:rFonts w:eastAsia="Arial"/>
-        </w:rPr>
-        <w:t xml:space="preserve"> </w:t>
-      </w:r>
-    </w:p>
-    <w:p>
-      <w:pPr>
-        <w:pStyle w:val="Textnormy"/>
-        <w:rPr>
-          <w:rFonts w:eastAsia="Arial"/>
-        </w:rPr>
-      </w:pPr>
-      <w:r>
-        <w:rPr>
-          <w:rFonts w:eastAsia="Arial"/>
-        </w:rPr>
-        <w:t>MRC</w:t>
-      </w:r>
-      <w:r>
-        <w:rPr>
-          <w:rFonts w:eastAsia="Arial"/>
-        </w:rPr>
-        <w:tab/>
-      </w:r>
-      <w:proofErr w:type="spellStart"/>
-      <w:r>
-        <w:rPr>
-          <w:rFonts w:eastAsia="Arial"/>
-        </w:rPr>
-        <w:t>minimal</w:t>
-      </w:r>
-      <w:proofErr w:type="spellEnd"/>
-      <w:r>
-        <w:rPr>
-          <w:rFonts w:eastAsia="Arial"/>
-        </w:rPr>
-        <w:t xml:space="preserve"> risk </w:t>
-      </w:r>
-      <w:proofErr w:type="spellStart"/>
-      <w:r>
-        <w:rPr>
-          <w:rFonts w:eastAsia="Arial"/>
-        </w:rPr>
-        <w:t>condition</w:t>
-      </w:r>
-      <w:proofErr w:type="spellEnd"/>
-      <w:r>
-        <w:rPr>
-          <w:rFonts w:eastAsia="Arial"/>
-        </w:rPr>
-        <w:t xml:space="preserve"> </w:t>
-      </w:r>
-    </w:p>
-    <w:p>
-      <w:pPr>
-        <w:pStyle w:val="Textnormy"/>
-        <w:rPr>
-          <w:rFonts w:eastAsia="Arial"/>
-        </w:rPr>
-      </w:pPr>
-      <w:r>
-        <w:rPr>
-          <w:rFonts w:eastAsia="Arial"/>
-        </w:rPr>
-        <w:t>OEDR</w:t>
-      </w:r>
-      <w:r>
-        <w:rPr>
-          <w:rFonts w:eastAsia="Arial"/>
-        </w:rPr>
-        <w:tab/>
-      </w:r>
-      <w:proofErr w:type="spellStart"/>
-      <w:r>
-        <w:rPr>
-          <w:rFonts w:eastAsia="Arial"/>
-        </w:rPr>
-        <w:t>object</w:t>
-      </w:r>
-      <w:proofErr w:type="spellEnd"/>
-      <w:r>
-        <w:rPr>
-          <w:rFonts w:eastAsia="Arial"/>
-        </w:rPr>
-        <w:t xml:space="preserve"> and </w:t>
-      </w:r>
-      <w:proofErr w:type="spellStart"/>
-      <w:r>
-        <w:rPr>
-          <w:rFonts w:eastAsia="Arial"/>
-        </w:rPr>
-        <w:t>event</w:t>
-      </w:r>
-      <w:proofErr w:type="spellEnd"/>
-      <w:r>
-        <w:rPr>
-          <w:rFonts w:eastAsia="Arial"/>
-        </w:rPr>
-        <w:t xml:space="preserve"> </w:t>
-      </w:r>
-      <w:proofErr w:type="spellStart"/>
-      <w:r>
-        <w:rPr>
-          <w:rFonts w:eastAsia="Arial"/>
-        </w:rPr>
-        <w:t>detection</w:t>
-      </w:r>
-      <w:proofErr w:type="spellEnd"/>
-      <w:r>
-        <w:rPr>
-          <w:rFonts w:eastAsia="Arial"/>
-        </w:rPr>
-        <w:t xml:space="preserve"> and response </w:t>
-      </w:r>
-    </w:p>
-    <w:p>
-      <w:pPr>
-        <w:pStyle w:val="Textnormy"/>
-        <w:rPr>
-          <w:rFonts w:eastAsia="Arial"/>
-        </w:rPr>
-      </w:pPr>
-      <w:r>
-        <w:rPr>
-          <w:rFonts w:eastAsia="Arial"/>
-        </w:rPr>
-        <w:t>TTC</w:t>
-      </w:r>
-      <w:r>
-        <w:rPr>
-          <w:rFonts w:eastAsia="Arial"/>
-        </w:rPr>
-        <w:tab/>
-      </w:r>
-      <w:proofErr w:type="spellStart"/>
-      <w:r>
-        <w:rPr>
-          <w:rFonts w:eastAsia="Arial"/>
-        </w:rPr>
-        <w:t>time</w:t>
-      </w:r>
-      <w:proofErr w:type="spellEnd"/>
-      <w:r>
-        <w:rPr>
-          <w:rFonts w:eastAsia="Arial"/>
-        </w:rPr>
-        <w:t xml:space="preserve"> to </w:t>
-      </w:r>
-      <w:proofErr w:type="spellStart"/>
-      <w:r>
-        <w:rPr>
-          <w:rFonts w:eastAsia="Arial"/>
-        </w:rPr>
-        <w:t>collision</w:t>
-      </w:r>
-      <w:proofErr w:type="spellEnd"/>
-    </w:p>
-    <w:p>
-      <w:r>
-        <w:t xml:space="preserve">Other terms and abbreviations from the ITS domain can be found in the </w:t>
-      </w:r>
-      <w:proofErr w:type="spellStart"/>
-      <w:r>
-        <w:t>ITSTerminology</w:t>
-      </w:r>
-      <w:proofErr w:type="spellEnd"/>
-      <w:r>
-        <w:t xml:space="preserve"> dictionary (</w:t>
+    </w:p>
+    <w:p>
+      <w:r>
+        <w:t>Other terms and abbreviations from the ITS domain can be found in the ITSTerminology dictionary (</w:t>
       </w:r>
       <w:hyperlink r:id="rId8" w:history="1">
         <w:r>
           <w:rPr>
-            <w:rStyle w:val="Hypertextovodkaz"/>
+            <w:rStyle w:val="Hyperlink"/>
           </w:rPr>
           <w:t>www.itsterminology.org</w:t>
         </w:r>
@@ -1006,7 +1012,7 @@
       <w:hyperlink r:id="rId9" w:history="1">
         <w:r>
           <w:rPr>
-            <w:rStyle w:val="Hypertextovodkaz"/>
+            <w:rStyle w:val="Hyperlink"/>
           </w:rPr>
           <w:t>www.standardland.cz</w:t>
         </w:r>
@@ -1025,7 +1031,7 @@
       <w:hyperlink r:id="rId10" w:history="1">
         <w:r>
           <w:rPr>
-            <w:rStyle w:val="Hypertextovodkaz"/>
+            <w:rStyle w:val="Hyperlink"/>
           </w:rPr>
           <w:t>www.iso.org/obp</w:t>
         </w:r>
@@ -1036,7 +1042,7 @@
     </w:p>
     <w:p>
       <w:pPr>
-        <w:pStyle w:val="Nadpis1"/>
+        <w:pStyle w:val="Heading1"/>
       </w:pPr>
       <w:r>
         <w:t>5</w:t>
@@ -1077,7 +1083,7 @@
     </w:p>
     <w:p>
       <w:pPr>
-        <w:pStyle w:val="Nadpis2"/>
+        <w:pStyle w:val="Heading2"/>
       </w:pPr>
       <w:r>
         <w:t xml:space="preserve">5.1 </w:t>
@@ -1096,7 +1102,7 @@
     </w:p>
     <w:p>
       <w:pPr>
-        <w:pStyle w:val="Nadpis2"/>
+        <w:pStyle w:val="Heading2"/>
       </w:pPr>
       <w:r>
         <w:t xml:space="preserve">5.2 </w:t>
@@ -1166,24 +1172,18 @@
         <w:rPr>
           <w:b/>
         </w:rPr>
-        <w:t xml:space="preserve">5.2.5 </w:t>
+        <w:t>5.2.5 Ambient environmental conditions</w:t>
+      </w:r>
+      <w:r>
+        <w:t xml:space="preserve"> </w:t>
       </w:r>
       <w:proofErr w:type="gramStart"/>
       <w:r>
-        <w:rPr>
-          <w:b/>
-        </w:rPr>
-        <w:t>Ambient</w:t>
+        <w:t>describes</w:t>
       </w:r>
       <w:proofErr w:type="gramEnd"/>
       <w:r>
-        <w:rPr>
-          <w:b/>
-        </w:rPr>
-        <w:t xml:space="preserve"> environmental conditions</w:t>
-      </w:r>
-      <w:r>
-        <w:t xml:space="preserve"> describes weather and lighting conditions</w:t>
+        <w:t xml:space="preserve"> weather and lighting conditions</w:t>
       </w:r>
       <w:r>
         <w:t xml:space="preserve">. </w:t>
@@ -1264,32 +1264,18 @@
         <w:rPr>
           <w:b/>
         </w:rPr>
-        <w:t xml:space="preserve"> — Example of geographic boundary (</w:t>
-      </w:r>
-      <w:proofErr w:type="spellStart"/>
+        <w:t xml:space="preserve"> — Example of geographic boundary (geofence) of an ODD</w:t>
+      </w:r>
       <w:r>
         <w:rPr>
           <w:b/>
         </w:rPr>
-        <w:t>geofence</w:t>
-      </w:r>
-      <w:proofErr w:type="spellEnd"/>
-      <w:r>
-        <w:rPr>
-          <w:b/>
-        </w:rPr>
-        <w:t>) of an ODD</w:t>
-      </w:r>
-      <w:r>
-        <w:rPr>
-          <w:b/>
-        </w:rPr>
         <w:t xml:space="preserve"> (Fig. 2 in the source document)</w:t>
       </w:r>
     </w:p>
     <w:p>
       <w:pPr>
-        <w:pStyle w:val="Nadpis2"/>
+        <w:pStyle w:val="Heading2"/>
       </w:pPr>
       <w:r>
         <w:t xml:space="preserve">5.3 </w:t>
@@ -1328,7 +1314,7 @@
     </w:p>
     <w:p>
       <w:pPr>
-        <w:pStyle w:val="Nadpis2"/>
+        <w:pStyle w:val="Heading2"/>
       </w:pPr>
       <w:r>
         <w:t xml:space="preserve">5.4 </w:t>
@@ -1397,7 +1383,7 @@
     </w:p>
     <w:p>
       <w:pPr>
-        <w:pStyle w:val="Nadpis2"/>
+        <w:pStyle w:val="Heading2"/>
       </w:pPr>
       <w:r>
         <w:t xml:space="preserve">5.5 </w:t>
@@ -1439,7 +1425,7 @@
     </w:p>
     <w:p>
       <w:pPr>
-        <w:pStyle w:val="Nadpis1"/>
+        <w:pStyle w:val="Heading1"/>
       </w:pPr>
       <w:r>
         <w:t>6</w:t>
@@ -1461,7 +1447,7 @@
     </w:p>
     <w:p>
       <w:pPr>
-        <w:pStyle w:val="Nadpis2"/>
+        <w:pStyle w:val="Heading2"/>
       </w:pPr>
       <w:r>
         <w:t xml:space="preserve">6.1 </w:t>
@@ -1489,7 +1475,7 @@
     <w:p/>
     <w:p>
       <w:pPr>
-        <w:pStyle w:val="Nadpis2"/>
+        <w:pStyle w:val="Heading2"/>
       </w:pPr>
       <w:r>
         <w:lastRenderedPageBreak/>
@@ -1506,7 +1492,7 @@
     </w:p>
     <w:p>
       <w:pPr>
-        <w:pStyle w:val="Nadpis2"/>
+        <w:pStyle w:val="Heading2"/>
       </w:pPr>
       <w:r>
         <w:t>6.3</w:t>
@@ -1530,23 +1516,13 @@
       </w:r>
     </w:p>
     <w:p>
-      <w:proofErr w:type="spellStart"/>
-      <w:r>
-        <w:t>Subclause</w:t>
-      </w:r>
-      <w:proofErr w:type="spellEnd"/>
-      <w:r>
-        <w:t xml:space="preserve"> 6.3.1 General includes an overview of system functions in tabular form. </w:t>
-      </w:r>
-    </w:p>
-    <w:p>
-      <w:proofErr w:type="spellStart"/>
-      <w:r>
-        <w:t>Subclause</w:t>
-      </w:r>
-      <w:proofErr w:type="spellEnd"/>
-      <w:r>
-        <w:t xml:space="preserve"> 6.3.2 Object and event detection and response describes OEDR requirements. Subclause 6.3.3 Vehicle motion control defines requirements for longitudinal and lateral vehicle control. Subclause 6.3.4 Generation of request to intervene specifies requirements for multimodal signalling. Subclause 6.3.5 Status indication addresses continuous communication of system state to the user.</w:t>
+      <w:r>
+        <w:t xml:space="preserve">Subclause 6.3.1 General includes an overview of system functions in tabular form. </w:t>
+      </w:r>
+    </w:p>
+    <w:p>
+      <w:r>
+        <w:t>Subclause 6.3.2 Object and event detection and response describes OEDR requirements. Subclause 6.3.3 Vehicle motion control defines requirements for longitudinal and lateral vehicle control. Subclause 6.3.4 Generation of request to intervene specifies requirements for multimodal signalling. Subclause 6.3.5 Status indication addresses continuous communication of system state to the user.</w:t>
       </w:r>
     </w:p>
     <w:p>
@@ -1564,7 +1540,7 @@
     </w:p>
     <w:p>
       <w:pPr>
-        <w:pStyle w:val="Nadpis2"/>
+        <w:pStyle w:val="Heading2"/>
       </w:pPr>
       <w:r>
         <w:t xml:space="preserve">6.4 </w:t>
@@ -1585,7 +1561,7 @@
     </w:p>
     <w:p>
       <w:pPr>
-        <w:pStyle w:val="Nadpis1"/>
+        <w:pStyle w:val="Heading1"/>
       </w:pPr>
       <w:r>
         <w:t xml:space="preserve">7 </w:t>
@@ -1626,15 +1602,7 @@
         <w:t>Th</w:t>
       </w:r>
       <w:r>
-        <w:t xml:space="preserve">is </w:t>
-      </w:r>
-      <w:proofErr w:type="spellStart"/>
-      <w:r>
-        <w:t>subclause</w:t>
-      </w:r>
-      <w:proofErr w:type="spellEnd"/>
-      <w:r>
-        <w:t xml:space="preserve"> defines the scope of Clause 7 and emphasizes that the requirements apply to system behaviour within the prescribed operational design domain. </w:t>
+        <w:t xml:space="preserve">is subclause defines the scope of Clause 7 and emphasizes that the requirements apply to system behaviour within the prescribed operational design domain. </w:t>
       </w:r>
     </w:p>
     <w:p>
@@ -1757,7 +1725,7 @@
     </w:p>
     <w:p>
       <w:pPr>
-        <w:pStyle w:val="Nadpis1"/>
+        <w:pStyle w:val="Heading1"/>
       </w:pPr>
       <w:r>
         <w:t xml:space="preserve">8 </w:t>
@@ -1773,7 +1741,7 @@
     </w:p>
     <w:p>
       <w:pPr>
-        <w:pStyle w:val="Nadpis2"/>
+        <w:pStyle w:val="Heading2"/>
       </w:pPr>
       <w:r>
         <w:t xml:space="preserve">8.1 </w:t>
@@ -1845,15 +1813,7 @@
     </w:p>
     <w:p>
       <w:r>
-        <w:t xml:space="preserve">This scenario verifies system behaviour when the </w:t>
-      </w:r>
-      <w:proofErr w:type="spellStart"/>
-      <w:r>
-        <w:t>fallback</w:t>
-      </w:r>
-      <w:proofErr w:type="spellEnd"/>
-      <w:r>
-        <w:t xml:space="preserve">-ready user does not respond to an RTI. </w:t>
+        <w:t xml:space="preserve">This scenario verifies system behaviour when the fallback-ready user does not respond to an RTI. </w:t>
       </w:r>
     </w:p>
     <w:p>
@@ -2047,7 +2007,7 @@
     </w:p>
     <w:p>
       <w:pPr>
-        <w:pStyle w:val="Nadpis1"/>
+        <w:pStyle w:val="Heading1"/>
       </w:pPr>
       <w:r>
         <w:t>Bibliogra</w:t>
@@ -2100,7 +2060,7 @@
 </file>
 
 <file path=word/endnotes.xml><?xml version="1.0" encoding="utf-8"?>
-<w:endnotes xmlns:wpc="http://schemas.microsoft.com/office/word/2010/wordprocessingCanvas" xmlns:cx="http://schemas.microsoft.com/office/drawing/2014/chartex" xmlns:cx1="http://schemas.microsoft.com/office/drawing/2015/9/8/chartex" xmlns:mc="http://schemas.openxmlformats.org/markup-compatibility/2006" xmlns:o="urn:schemas-microsoft-com:office:office" xmlns:r="http://schemas.openxmlformats.org/officeDocument/2006/relationships" xmlns:m="http://schemas.openxmlformats.org/officeDocument/2006/math" xmlns:v="urn:schemas-microsoft-com:vml" xmlns:wp14="http://schemas.microsoft.com/office/word/2010/wordprocessingDrawing" xmlns:wp="http://schemas.openxmlformats.org/drawingml/2006/wordprocessingDrawing" xmlns:w10="urn:schemas-microsoft-com:office:word" xmlns:w="http://schemas.openxmlformats.org/wordprocessingml/2006/main" xmlns:w14="http://schemas.microsoft.com/office/word/2010/wordml" xmlns:w15="http://schemas.microsoft.com/office/word/2012/wordml" xmlns:w16se="http://schemas.microsoft.com/office/word/2015/wordml/symex" xmlns:wpg="http://schemas.microsoft.com/office/word/2010/wordprocessingGroup" xmlns:wpi="http://schemas.microsoft.com/office/word/2010/wordprocessingInk" xmlns:wne="http://schemas.microsoft.com/office/word/2006/wordml" xmlns:wps="http://schemas.microsoft.com/office/word/2010/wordprocessingShape" mc:Ignorable="w14 w15 w16se wp14">
+<w:endnotes xmlns:wpc="http://schemas.microsoft.com/office/word/2010/wordprocessingCanvas" xmlns:cx="http://schemas.microsoft.com/office/drawing/2014/chartex" xmlns:cx1="http://schemas.microsoft.com/office/drawing/2015/9/8/chartex" xmlns:cx2="http://schemas.microsoft.com/office/drawing/2015/10/21/chartex" xmlns:cx3="http://schemas.microsoft.com/office/drawing/2016/5/9/chartex" xmlns:cx4="http://schemas.microsoft.com/office/drawing/2016/5/10/chartex" xmlns:cx5="http://schemas.microsoft.com/office/drawing/2016/5/11/chartex" xmlns:cx6="http://schemas.microsoft.com/office/drawing/2016/5/12/chartex" xmlns:cx7="http://schemas.microsoft.com/office/drawing/2016/5/13/chartex" xmlns:cx8="http://schemas.microsoft.com/office/drawing/2016/5/14/chartex" xmlns:mc="http://schemas.openxmlformats.org/markup-compatibility/2006" xmlns:aink="http://schemas.microsoft.com/office/drawing/2016/ink" xmlns:am3d="http://schemas.microsoft.com/office/drawing/2017/model3d" xmlns:o="urn:schemas-microsoft-com:office:office" xmlns:oel="http://schemas.microsoft.com/office/2019/extlst" xmlns:r="http://schemas.openxmlformats.org/officeDocument/2006/relationships" xmlns:m="http://schemas.openxmlformats.org/officeDocument/2006/math" xmlns:v="urn:schemas-microsoft-com:vml" xmlns:wp14="http://schemas.microsoft.com/office/word/2010/wordprocessingDrawing" xmlns:wp="http://schemas.openxmlformats.org/drawingml/2006/wordprocessingDrawing" xmlns:w10="urn:schemas-microsoft-com:office:word" xmlns:w="http://schemas.openxmlformats.org/wordprocessingml/2006/main" xmlns:w14="http://schemas.microsoft.com/office/word/2010/wordml" xmlns:w15="http://schemas.microsoft.com/office/word/2012/wordml" xmlns:w16cex="http://schemas.microsoft.com/office/word/2018/wordml/cex" xmlns:w16cid="http://schemas.microsoft.com/office/word/2016/wordml/cid" xmlns:w16="http://schemas.microsoft.com/office/word/2018/wordml" xmlns:w16du="http://schemas.microsoft.com/office/word/2023/wordml/word16du" xmlns:w16sdtdh="http://schemas.microsoft.com/office/word/2020/wordml/sdtdatahash" xmlns:w16sdtfl="http://schemas.microsoft.com/office/word/2024/wordml/sdtformatlock" xmlns:w16se="http://schemas.microsoft.com/office/word/2015/wordml/symex" xmlns:wpg="http://schemas.microsoft.com/office/word/2010/wordprocessingGroup" xmlns:wpi="http://schemas.microsoft.com/office/word/2010/wordprocessingInk" xmlns:wne="http://schemas.microsoft.com/office/word/2006/wordml" xmlns:wps="http://schemas.microsoft.com/office/word/2010/wordprocessingShape" mc:Ignorable="w14 w15 w16se w16cid w16 w16cex w16sdtdh w16sdtfl w16du wp14">
   <w:endnote w:type="separator" w:id="-1">
     <w:p>
       <w:pPr>
@@ -2125,7 +2085,7 @@
 </file>
 
 <file path=word/footer1.xml><?xml version="1.0" encoding="utf-8"?>
-<w:ftr xmlns:wpc="http://schemas.microsoft.com/office/word/2010/wordprocessingCanvas" xmlns:cx="http://schemas.microsoft.com/office/drawing/2014/chartex" xmlns:cx1="http://schemas.microsoft.com/office/drawing/2015/9/8/chartex" xmlns:mc="http://schemas.openxmlformats.org/markup-compatibility/2006" xmlns:o="urn:schemas-microsoft-com:office:office" xmlns:r="http://schemas.openxmlformats.org/officeDocument/2006/relationships" xmlns:m="http://schemas.openxmlformats.org/officeDocument/2006/math" xmlns:v="urn:schemas-microsoft-com:vml" xmlns:wp14="http://schemas.microsoft.com/office/word/2010/wordprocessingDrawing" xmlns:wp="http://schemas.openxmlformats.org/drawingml/2006/wordprocessingDrawing" xmlns:w10="urn:schemas-microsoft-com:office:word" xmlns:w="http://schemas.openxmlformats.org/wordprocessingml/2006/main" xmlns:w14="http://schemas.microsoft.com/office/word/2010/wordml" xmlns:w15="http://schemas.microsoft.com/office/word/2012/wordml" xmlns:w16se="http://schemas.microsoft.com/office/word/2015/wordml/symex" xmlns:wpg="http://schemas.microsoft.com/office/word/2010/wordprocessingGroup" xmlns:wpi="http://schemas.microsoft.com/office/word/2010/wordprocessingInk" xmlns:wne="http://schemas.microsoft.com/office/word/2006/wordml" xmlns:wps="http://schemas.microsoft.com/office/word/2010/wordprocessingShape" mc:Ignorable="w14 w15 w16se wp14">
+<w:ftr xmlns:wpc="http://schemas.microsoft.com/office/word/2010/wordprocessingCanvas" xmlns:cx="http://schemas.microsoft.com/office/drawing/2014/chartex" xmlns:cx1="http://schemas.microsoft.com/office/drawing/2015/9/8/chartex" xmlns:cx2="http://schemas.microsoft.com/office/drawing/2015/10/21/chartex" xmlns:cx3="http://schemas.microsoft.com/office/drawing/2016/5/9/chartex" xmlns:cx4="http://schemas.microsoft.com/office/drawing/2016/5/10/chartex" xmlns:cx5="http://schemas.microsoft.com/office/drawing/2016/5/11/chartex" xmlns:cx6="http://schemas.microsoft.com/office/drawing/2016/5/12/chartex" xmlns:cx7="http://schemas.microsoft.com/office/drawing/2016/5/13/chartex" xmlns:cx8="http://schemas.microsoft.com/office/drawing/2016/5/14/chartex" xmlns:mc="http://schemas.openxmlformats.org/markup-compatibility/2006" xmlns:aink="http://schemas.microsoft.com/office/drawing/2016/ink" xmlns:am3d="http://schemas.microsoft.com/office/drawing/2017/model3d" xmlns:o="urn:schemas-microsoft-com:office:office" xmlns:oel="http://schemas.microsoft.com/office/2019/extlst" xmlns:r="http://schemas.openxmlformats.org/officeDocument/2006/relationships" xmlns:m="http://schemas.openxmlformats.org/officeDocument/2006/math" xmlns:v="urn:schemas-microsoft-com:vml" xmlns:wp14="http://schemas.microsoft.com/office/word/2010/wordprocessingDrawing" xmlns:wp="http://schemas.openxmlformats.org/drawingml/2006/wordprocessingDrawing" xmlns:w10="urn:schemas-microsoft-com:office:word" xmlns:w="http://schemas.openxmlformats.org/wordprocessingml/2006/main" xmlns:w14="http://schemas.microsoft.com/office/word/2010/wordml" xmlns:w15="http://schemas.microsoft.com/office/word/2012/wordml" xmlns:w16cex="http://schemas.microsoft.com/office/word/2018/wordml/cex" xmlns:w16cid="http://schemas.microsoft.com/office/word/2016/wordml/cid" xmlns:w16="http://schemas.microsoft.com/office/word/2018/wordml" xmlns:w16du="http://schemas.microsoft.com/office/word/2023/wordml/word16du" xmlns:w16sdtdh="http://schemas.microsoft.com/office/word/2020/wordml/sdtdatahash" xmlns:w16sdtfl="http://schemas.microsoft.com/office/word/2024/wordml/sdtformatlock" xmlns:w16se="http://schemas.microsoft.com/office/word/2015/wordml/symex" xmlns:wpg="http://schemas.microsoft.com/office/word/2010/wordprocessingGroup" xmlns:wpi="http://schemas.microsoft.com/office/word/2010/wordprocessingInk" xmlns:wne="http://schemas.microsoft.com/office/word/2006/wordml" xmlns:wps="http://schemas.microsoft.com/office/word/2010/wordprocessingShape" mc:Ignorable="w14 w15 w16se w16cid w16 w16cex w16sdtdh w16sdtfl w16du wp14">
   <w:sdt>
     <w:sdtPr>
       <w:id w:val="1748380942"/>
@@ -2134,11 +2094,10 @@
         <w:docPartUnique/>
       </w:docPartObj>
     </w:sdtPr>
-    <w:sdtEndPr/>
     <w:sdtContent>
       <w:p>
         <w:pPr>
-          <w:pStyle w:val="Zpat"/>
+          <w:pStyle w:val="Footer"/>
           <w:jc w:val="center"/>
         </w:pPr>
         <w:r>
@@ -2165,14 +2124,14 @@
   </w:sdt>
   <w:p>
     <w:pPr>
-      <w:pStyle w:val="Zpat"/>
+      <w:pStyle w:val="Footer"/>
     </w:pPr>
   </w:p>
 </w:ftr>
 </file>
 
 <file path=word/footnotes.xml><?xml version="1.0" encoding="utf-8"?>
-<w:footnotes xmlns:wpc="http://schemas.microsoft.com/office/word/2010/wordprocessingCanvas" xmlns:cx="http://schemas.microsoft.com/office/drawing/2014/chartex" xmlns:cx1="http://schemas.microsoft.com/office/drawing/2015/9/8/chartex" xmlns:mc="http://schemas.openxmlformats.org/markup-compatibility/2006" xmlns:o="urn:schemas-microsoft-com:office:office" xmlns:r="http://schemas.openxmlformats.org/officeDocument/2006/relationships" xmlns:m="http://schemas.openxmlformats.org/officeDocument/2006/math" xmlns:v="urn:schemas-microsoft-com:vml" xmlns:wp14="http://schemas.microsoft.com/office/word/2010/wordprocessingDrawing" xmlns:wp="http://schemas.openxmlformats.org/drawingml/2006/wordprocessingDrawing" xmlns:w10="urn:schemas-microsoft-com:office:word" xmlns:w="http://schemas.openxmlformats.org/wordprocessingml/2006/main" xmlns:w14="http://schemas.microsoft.com/office/word/2010/wordml" xmlns:w15="http://schemas.microsoft.com/office/word/2012/wordml" xmlns:w16se="http://schemas.microsoft.com/office/word/2015/wordml/symex" xmlns:wpg="http://schemas.microsoft.com/office/word/2010/wordprocessingGroup" xmlns:wpi="http://schemas.microsoft.com/office/word/2010/wordprocessingInk" xmlns:wne="http://schemas.microsoft.com/office/word/2006/wordml" xmlns:wps="http://schemas.microsoft.com/office/word/2010/wordprocessingShape" mc:Ignorable="w14 w15 w16se wp14">
+<w:footnotes xmlns:wpc="http://schemas.microsoft.com/office/word/2010/wordprocessingCanvas" xmlns:cx="http://schemas.microsoft.com/office/drawing/2014/chartex" xmlns:cx1="http://schemas.microsoft.com/office/drawing/2015/9/8/chartex" xmlns:cx2="http://schemas.microsoft.com/office/drawing/2015/10/21/chartex" xmlns:cx3="http://schemas.microsoft.com/office/drawing/2016/5/9/chartex" xmlns:cx4="http://schemas.microsoft.com/office/drawing/2016/5/10/chartex" xmlns:cx5="http://schemas.microsoft.com/office/drawing/2016/5/11/chartex" xmlns:cx6="http://schemas.microsoft.com/office/drawing/2016/5/12/chartex" xmlns:cx7="http://schemas.microsoft.com/office/drawing/2016/5/13/chartex" xmlns:cx8="http://schemas.microsoft.com/office/drawing/2016/5/14/chartex" xmlns:mc="http://schemas.openxmlformats.org/markup-compatibility/2006" xmlns:aink="http://schemas.microsoft.com/office/drawing/2016/ink" xmlns:am3d="http://schemas.microsoft.com/office/drawing/2017/model3d" xmlns:o="urn:schemas-microsoft-com:office:office" xmlns:oel="http://schemas.microsoft.com/office/2019/extlst" xmlns:r="http://schemas.openxmlformats.org/officeDocument/2006/relationships" xmlns:m="http://schemas.openxmlformats.org/officeDocument/2006/math" xmlns:v="urn:schemas-microsoft-com:vml" xmlns:wp14="http://schemas.microsoft.com/office/word/2010/wordprocessingDrawing" xmlns:wp="http://schemas.openxmlformats.org/drawingml/2006/wordprocessingDrawing" xmlns:w10="urn:schemas-microsoft-com:office:word" xmlns:w="http://schemas.openxmlformats.org/wordprocessingml/2006/main" xmlns:w14="http://schemas.microsoft.com/office/word/2010/wordml" xmlns:w15="http://schemas.microsoft.com/office/word/2012/wordml" xmlns:w16cex="http://schemas.microsoft.com/office/word/2018/wordml/cex" xmlns:w16cid="http://schemas.microsoft.com/office/word/2016/wordml/cid" xmlns:w16="http://schemas.microsoft.com/office/word/2018/wordml" xmlns:w16du="http://schemas.microsoft.com/office/word/2023/wordml/word16du" xmlns:w16sdtdh="http://schemas.microsoft.com/office/word/2020/wordml/sdtdatahash" xmlns:w16sdtfl="http://schemas.microsoft.com/office/word/2024/wordml/sdtformatlock" xmlns:w16se="http://schemas.microsoft.com/office/word/2015/wordml/symex" xmlns:wpg="http://schemas.microsoft.com/office/word/2010/wordprocessingGroup" xmlns:wpi="http://schemas.microsoft.com/office/word/2010/wordprocessingInk" xmlns:wne="http://schemas.microsoft.com/office/word/2006/wordml" xmlns:wps="http://schemas.microsoft.com/office/word/2010/wordprocessingShape" mc:Ignorable="w14 w15 w16se w16cid w16 w16cex w16sdtdh w16sdtfl w16du wp14">
   <w:footnote w:type="separator" w:id="-1">
     <w:p>
       <w:pPr>
@@ -2197,7 +2156,7 @@
 </file>
 
 <file path=word/numbering.xml><?xml version="1.0" encoding="utf-8"?>
-<w:numbering xmlns:wpc="http://schemas.microsoft.com/office/word/2010/wordprocessingCanvas" xmlns:cx="http://schemas.microsoft.com/office/drawing/2014/chartex" xmlns:cx1="http://schemas.microsoft.com/office/drawing/2015/9/8/chartex" xmlns:mc="http://schemas.openxmlformats.org/markup-compatibility/2006" xmlns:o="urn:schemas-microsoft-com:office:office" xmlns:r="http://schemas.openxmlformats.org/officeDocument/2006/relationships" xmlns:m="http://schemas.openxmlformats.org/officeDocument/2006/math" xmlns:v="urn:schemas-microsoft-com:vml" xmlns:wp14="http://schemas.microsoft.com/office/word/2010/wordprocessingDrawing" xmlns:wp="http://schemas.openxmlformats.org/drawingml/2006/wordprocessingDrawing" xmlns:w10="urn:schemas-microsoft-com:office:word" xmlns:w="http://schemas.openxmlformats.org/wordprocessingml/2006/main" xmlns:w14="http://schemas.microsoft.com/office/word/2010/wordml" xmlns:w15="http://schemas.microsoft.com/office/word/2012/wordml" xmlns:w16se="http://schemas.microsoft.com/office/word/2015/wordml/symex" xmlns:wpg="http://schemas.microsoft.com/office/word/2010/wordprocessingGroup" xmlns:wpi="http://schemas.microsoft.com/office/word/2010/wordprocessingInk" xmlns:wne="http://schemas.microsoft.com/office/word/2006/wordml" xmlns:wps="http://schemas.microsoft.com/office/word/2010/wordprocessingShape" mc:Ignorable="w14 w15 w16se wp14">
+<w:numbering xmlns:wpc="http://schemas.microsoft.com/office/word/2010/wordprocessingCanvas" xmlns:cx="http://schemas.microsoft.com/office/drawing/2014/chartex" xmlns:cx1="http://schemas.microsoft.com/office/drawing/2015/9/8/chartex" xmlns:cx2="http://schemas.microsoft.com/office/drawing/2015/10/21/chartex" xmlns:cx3="http://schemas.microsoft.com/office/drawing/2016/5/9/chartex" xmlns:cx4="http://schemas.microsoft.com/office/drawing/2016/5/10/chartex" xmlns:cx5="http://schemas.microsoft.com/office/drawing/2016/5/11/chartex" xmlns:cx6="http://schemas.microsoft.com/office/drawing/2016/5/12/chartex" xmlns:cx7="http://schemas.microsoft.com/office/drawing/2016/5/13/chartex" xmlns:cx8="http://schemas.microsoft.com/office/drawing/2016/5/14/chartex" xmlns:mc="http://schemas.openxmlformats.org/markup-compatibility/2006" xmlns:aink="http://schemas.microsoft.com/office/drawing/2016/ink" xmlns:am3d="http://schemas.microsoft.com/office/drawing/2017/model3d" xmlns:o="urn:schemas-microsoft-com:office:office" xmlns:oel="http://schemas.microsoft.com/office/2019/extlst" xmlns:r="http://schemas.openxmlformats.org/officeDocument/2006/relationships" xmlns:m="http://schemas.openxmlformats.org/officeDocument/2006/math" xmlns:v="urn:schemas-microsoft-com:vml" xmlns:wp14="http://schemas.microsoft.com/office/word/2010/wordprocessingDrawing" xmlns:wp="http://schemas.openxmlformats.org/drawingml/2006/wordprocessingDrawing" xmlns:w10="urn:schemas-microsoft-com:office:word" xmlns:w="http://schemas.openxmlformats.org/wordprocessingml/2006/main" xmlns:w14="http://schemas.microsoft.com/office/word/2010/wordml" xmlns:w15="http://schemas.microsoft.com/office/word/2012/wordml" xmlns:w16cex="http://schemas.microsoft.com/office/word/2018/wordml/cex" xmlns:w16cid="http://schemas.microsoft.com/office/word/2016/wordml/cid" xmlns:w16="http://schemas.microsoft.com/office/word/2018/wordml" xmlns:w16du="http://schemas.microsoft.com/office/word/2023/wordml/word16du" xmlns:w16sdtdh="http://schemas.microsoft.com/office/word/2020/wordml/sdtdatahash" xmlns:w16sdtfl="http://schemas.microsoft.com/office/word/2024/wordml/sdtformatlock" xmlns:w16se="http://schemas.microsoft.com/office/word/2015/wordml/symex" xmlns:wpg="http://schemas.microsoft.com/office/word/2010/wordprocessingGroup" xmlns:wpi="http://schemas.microsoft.com/office/word/2010/wordprocessingInk" xmlns:wne="http://schemas.microsoft.com/office/word/2006/wordml" xmlns:wps="http://schemas.microsoft.com/office/word/2010/wordprocessingShape" mc:Ignorable="w14 w15 w16se w16cid w16 w16cex w16sdtdh w16sdtfl w16du wp14">
   <w:abstractNum w:abstractNumId="0" w15:restartNumberingAfterBreak="0">
     <w:nsid w:val="01846200"/>
     <w:multiLevelType w:val="hybridMultilevel"/>
@@ -7072,152 +7031,152 @@
       </w:pPr>
     </w:lvl>
   </w:abstractNum>
-  <w:num w:numId="1">
+  <w:num w:numId="1" w16cid:durableId="1588224935">
     <w:abstractNumId w:val="22"/>
   </w:num>
-  <w:num w:numId="2">
+  <w:num w:numId="2" w16cid:durableId="246429934">
     <w:abstractNumId w:val="4"/>
   </w:num>
-  <w:num w:numId="3">
+  <w:num w:numId="3" w16cid:durableId="1138259078">
     <w:abstractNumId w:val="28"/>
   </w:num>
-  <w:num w:numId="4">
+  <w:num w:numId="4" w16cid:durableId="404841962">
     <w:abstractNumId w:val="26"/>
   </w:num>
-  <w:num w:numId="5">
+  <w:num w:numId="5" w16cid:durableId="284116236">
     <w:abstractNumId w:val="25"/>
   </w:num>
-  <w:num w:numId="6">
+  <w:num w:numId="6" w16cid:durableId="1030422611">
     <w:abstractNumId w:val="33"/>
   </w:num>
-  <w:num w:numId="7">
+  <w:num w:numId="7" w16cid:durableId="328599618">
     <w:abstractNumId w:val="30"/>
   </w:num>
-  <w:num w:numId="8">
+  <w:num w:numId="8" w16cid:durableId="226456765">
     <w:abstractNumId w:val="16"/>
   </w:num>
-  <w:num w:numId="9">
+  <w:num w:numId="9" w16cid:durableId="1188325199">
     <w:abstractNumId w:val="34"/>
   </w:num>
-  <w:num w:numId="10">
+  <w:num w:numId="10" w16cid:durableId="1365330637">
     <w:abstractNumId w:val="24"/>
   </w:num>
-  <w:num w:numId="11">
+  <w:num w:numId="11" w16cid:durableId="1513102757">
     <w:abstractNumId w:val="9"/>
   </w:num>
-  <w:num w:numId="12">
+  <w:num w:numId="12" w16cid:durableId="1449156088">
     <w:abstractNumId w:val="29"/>
   </w:num>
-  <w:num w:numId="13">
+  <w:num w:numId="13" w16cid:durableId="1793093978">
     <w:abstractNumId w:val="41"/>
   </w:num>
-  <w:num w:numId="14">
+  <w:num w:numId="14" w16cid:durableId="733551219">
     <w:abstractNumId w:val="44"/>
   </w:num>
-  <w:num w:numId="15">
+  <w:num w:numId="15" w16cid:durableId="597058226">
     <w:abstractNumId w:val="2"/>
   </w:num>
-  <w:num w:numId="16">
+  <w:num w:numId="16" w16cid:durableId="2044791139">
     <w:abstractNumId w:val="12"/>
   </w:num>
-  <w:num w:numId="17">
+  <w:num w:numId="17" w16cid:durableId="1597012737">
     <w:abstractNumId w:val="23"/>
   </w:num>
-  <w:num w:numId="18">
+  <w:num w:numId="18" w16cid:durableId="1517039657">
     <w:abstractNumId w:val="39"/>
   </w:num>
-  <w:num w:numId="19">
+  <w:num w:numId="19" w16cid:durableId="393747934">
     <w:abstractNumId w:val="40"/>
   </w:num>
-  <w:num w:numId="20">
+  <w:num w:numId="20" w16cid:durableId="1318456357">
     <w:abstractNumId w:val="7"/>
   </w:num>
-  <w:num w:numId="21">
+  <w:num w:numId="21" w16cid:durableId="575433457">
     <w:abstractNumId w:val="45"/>
   </w:num>
-  <w:num w:numId="22">
+  <w:num w:numId="22" w16cid:durableId="816998648">
     <w:abstractNumId w:val="21"/>
   </w:num>
-  <w:num w:numId="23">
+  <w:num w:numId="23" w16cid:durableId="18313261">
     <w:abstractNumId w:val="27"/>
   </w:num>
-  <w:num w:numId="24">
+  <w:num w:numId="24" w16cid:durableId="1064915125">
     <w:abstractNumId w:val="13"/>
   </w:num>
-  <w:num w:numId="25">
+  <w:num w:numId="25" w16cid:durableId="887955307">
     <w:abstractNumId w:val="8"/>
   </w:num>
-  <w:num w:numId="26">
+  <w:num w:numId="26" w16cid:durableId="1681203142">
     <w:abstractNumId w:val="38"/>
   </w:num>
-  <w:num w:numId="27">
+  <w:num w:numId="27" w16cid:durableId="1151367019">
     <w:abstractNumId w:val="14"/>
   </w:num>
-  <w:num w:numId="28">
+  <w:num w:numId="28" w16cid:durableId="1770153175">
     <w:abstractNumId w:val="5"/>
   </w:num>
-  <w:num w:numId="29">
+  <w:num w:numId="29" w16cid:durableId="1099104259">
     <w:abstractNumId w:val="18"/>
   </w:num>
-  <w:num w:numId="30">
+  <w:num w:numId="30" w16cid:durableId="756903436">
     <w:abstractNumId w:val="15"/>
   </w:num>
-  <w:num w:numId="31">
+  <w:num w:numId="31" w16cid:durableId="1414275562">
     <w:abstractNumId w:val="19"/>
   </w:num>
-  <w:num w:numId="32">
+  <w:num w:numId="32" w16cid:durableId="883062670">
     <w:abstractNumId w:val="42"/>
   </w:num>
-  <w:num w:numId="33">
+  <w:num w:numId="33" w16cid:durableId="2063207242">
     <w:abstractNumId w:val="3"/>
   </w:num>
-  <w:num w:numId="34">
+  <w:num w:numId="34" w16cid:durableId="425807680">
     <w:abstractNumId w:val="6"/>
   </w:num>
-  <w:num w:numId="35">
+  <w:num w:numId="35" w16cid:durableId="1188064385">
     <w:abstractNumId w:val="20"/>
   </w:num>
-  <w:num w:numId="36">
+  <w:num w:numId="36" w16cid:durableId="121583545">
     <w:abstractNumId w:val="43"/>
   </w:num>
-  <w:num w:numId="37">
+  <w:num w:numId="37" w16cid:durableId="1884366854">
     <w:abstractNumId w:val="35"/>
   </w:num>
-  <w:num w:numId="38">
+  <w:num w:numId="38" w16cid:durableId="922688365">
     <w:abstractNumId w:val="10"/>
   </w:num>
-  <w:num w:numId="39">
+  <w:num w:numId="39" w16cid:durableId="555629643">
     <w:abstractNumId w:val="32"/>
   </w:num>
-  <w:num w:numId="40">
+  <w:num w:numId="40" w16cid:durableId="1955861626">
     <w:abstractNumId w:val="46"/>
   </w:num>
-  <w:num w:numId="41">
+  <w:num w:numId="41" w16cid:durableId="1525559522">
     <w:abstractNumId w:val="11"/>
   </w:num>
-  <w:num w:numId="42">
+  <w:num w:numId="42" w16cid:durableId="1086927141">
     <w:abstractNumId w:val="1"/>
   </w:num>
-  <w:num w:numId="43">
+  <w:num w:numId="43" w16cid:durableId="1620448550">
     <w:abstractNumId w:val="37"/>
   </w:num>
-  <w:num w:numId="44">
+  <w:num w:numId="44" w16cid:durableId="1132017247">
     <w:abstractNumId w:val="36"/>
   </w:num>
-  <w:num w:numId="45">
+  <w:num w:numId="45" w16cid:durableId="73548744">
     <w:abstractNumId w:val="0"/>
   </w:num>
-  <w:num w:numId="46">
+  <w:num w:numId="46" w16cid:durableId="859585635">
     <w:abstractNumId w:val="31"/>
   </w:num>
-  <w:num w:numId="47">
+  <w:num w:numId="47" w16cid:durableId="1825077295">
     <w:abstractNumId w:val="17"/>
   </w:num>
 </w:numbering>
 </file>
 
 <file path=word/styles.xml><?xml version="1.0" encoding="utf-8"?>
-<w:styles xmlns:mc="http://schemas.openxmlformats.org/markup-compatibility/2006" xmlns:r="http://schemas.openxmlformats.org/officeDocument/2006/relationships" xmlns:w="http://schemas.openxmlformats.org/wordprocessingml/2006/main" xmlns:w14="http://schemas.microsoft.com/office/word/2010/wordml" xmlns:w15="http://schemas.microsoft.com/office/word/2012/wordml" xmlns:w16se="http://schemas.microsoft.com/office/word/2015/wordml/symex" mc:Ignorable="w14 w15 w16se">
+<w:styles xmlns:mc="http://schemas.openxmlformats.org/markup-compatibility/2006" xmlns:r="http://schemas.openxmlformats.org/officeDocument/2006/relationships" xmlns:w="http://schemas.openxmlformats.org/wordprocessingml/2006/main" xmlns:w14="http://schemas.microsoft.com/office/word/2010/wordml" xmlns:w15="http://schemas.microsoft.com/office/word/2012/wordml" xmlns:w16cex="http://schemas.microsoft.com/office/word/2018/wordml/cex" xmlns:w16cid="http://schemas.microsoft.com/office/word/2016/wordml/cid" xmlns:w16="http://schemas.microsoft.com/office/word/2018/wordml" xmlns:w16du="http://schemas.microsoft.com/office/word/2023/wordml/word16du" xmlns:w16sdtdh="http://schemas.microsoft.com/office/word/2020/wordml/sdtdatahash" xmlns:w16sdtfl="http://schemas.microsoft.com/office/word/2024/wordml/sdtformatlock" xmlns:w16se="http://schemas.microsoft.com/office/word/2015/wordml/symex" mc:Ignorable="w14 w15 w16se w16cid w16 w16cex w16sdtdh w16sdtfl w16du">
   <w:docDefaults>
     <w:rPrDefault>
       <w:rPr>
@@ -7233,7 +7192,7 @@
       </w:pPr>
     </w:pPrDefault>
   </w:docDefaults>
-  <w:latentStyles w:defLockedState="0" w:defUIPriority="99" w:defSemiHidden="0" w:defUnhideWhenUsed="0" w:defQFormat="0" w:count="371">
+  <w:latentStyles w:defLockedState="0" w:defUIPriority="99" w:defSemiHidden="0" w:defUnhideWhenUsed="0" w:defQFormat="0" w:count="376">
     <w:lsdException w:name="Normal" w:uiPriority="0" w:qFormat="1"/>
     <w:lsdException w:name="heading 1" w:qFormat="1"/>
     <w:lsdException w:name="heading 2" w:semiHidden="1" w:uiPriority="0" w:unhideWhenUsed="1" w:qFormat="1"/>
@@ -7605,8 +7564,13 @@
     <w:lsdException w:name="List Table 5 Dark Accent 6" w:uiPriority="50"/>
     <w:lsdException w:name="List Table 6 Colorful Accent 6" w:uiPriority="51"/>
     <w:lsdException w:name="List Table 7 Colorful Accent 6" w:uiPriority="52"/>
+    <w:lsdException w:name="Mention" w:semiHidden="1" w:unhideWhenUsed="1"/>
+    <w:lsdException w:name="Smart Hyperlink" w:semiHidden="1" w:unhideWhenUsed="1"/>
+    <w:lsdException w:name="Hashtag" w:semiHidden="1" w:unhideWhenUsed="1"/>
+    <w:lsdException w:name="Unresolved Mention" w:semiHidden="1" w:unhideWhenUsed="1"/>
+    <w:lsdException w:name="Smart Link" w:semiHidden="1" w:unhideWhenUsed="1"/>
   </w:latentStyles>
-  <w:style w:type="paragraph" w:default="1" w:styleId="Normln">
+  <w:style w:type="paragraph" w:default="1" w:styleId="Normal">
     <w:name w:val="Normal"/>
     <w:rsid w:val="00AC3ADE"/>
     <w:pPr>
@@ -7626,11 +7590,11 @@
       <w:lang w:val="en-GB" w:eastAsia="cs-CZ"/>
     </w:rPr>
   </w:style>
-  <w:style w:type="paragraph" w:styleId="Nadpis1">
+  <w:style w:type="paragraph" w:styleId="Heading1">
     <w:name w:val="heading 1"/>
-    <w:basedOn w:val="Normln"/>
-    <w:next w:val="Normln"/>
-    <w:link w:val="Nadpis1Char"/>
+    <w:basedOn w:val="Normal"/>
+    <w:next w:val="Normal"/>
+    <w:link w:val="Heading1Char"/>
     <w:uiPriority w:val="99"/>
     <w:qFormat/>
     <w:rsid w:val="00AC3ADE"/>
@@ -7654,11 +7618,11 @@
       <w:sz w:val="22"/>
     </w:rPr>
   </w:style>
-  <w:style w:type="paragraph" w:styleId="Nadpis2">
+  <w:style w:type="paragraph" w:styleId="Heading2">
     <w:name w:val="heading 2"/>
-    <w:basedOn w:val="Normln"/>
-    <w:next w:val="Normln"/>
-    <w:link w:val="Nadpis2Char"/>
+    <w:basedOn w:val="Normal"/>
+    <w:next w:val="Normal"/>
+    <w:link w:val="Heading2Char"/>
     <w:unhideWhenUsed/>
     <w:qFormat/>
     <w:rsid w:val="00AC3ADE"/>
@@ -7681,11 +7645,11 @@
       <w:lang w:eastAsia="en-US"/>
     </w:rPr>
   </w:style>
-  <w:style w:type="paragraph" w:styleId="Nadpis3">
+  <w:style w:type="paragraph" w:styleId="Heading3">
     <w:name w:val="heading 3"/>
-    <w:basedOn w:val="Normln"/>
-    <w:next w:val="Normln"/>
-    <w:link w:val="Nadpis3Char"/>
+    <w:basedOn w:val="Normal"/>
+    <w:next w:val="Normal"/>
+    <w:link w:val="Heading3Char"/>
     <w:uiPriority w:val="9"/>
     <w:unhideWhenUsed/>
     <w:qFormat/>
@@ -7702,13 +7666,13 @@
       <w:bCs/>
     </w:rPr>
   </w:style>
-  <w:style w:type="character" w:default="1" w:styleId="Standardnpsmoodstavce">
+  <w:style w:type="character" w:default="1" w:styleId="DefaultParagraphFont">
     <w:name w:val="Default Paragraph Font"/>
     <w:uiPriority w:val="1"/>
     <w:semiHidden/>
     <w:unhideWhenUsed/>
   </w:style>
-  <w:style w:type="table" w:default="1" w:styleId="Normlntabulka">
+  <w:style w:type="table" w:default="1" w:styleId="TableNormal">
     <w:name w:val="Normal Table"/>
     <w:uiPriority w:val="99"/>
     <w:semiHidden/>
@@ -7723,16 +7687,16 @@
       </w:tblCellMar>
     </w:tblPr>
   </w:style>
-  <w:style w:type="numbering" w:default="1" w:styleId="Bezseznamu">
+  <w:style w:type="numbering" w:default="1" w:styleId="NoList">
     <w:name w:val="No List"/>
     <w:uiPriority w:val="99"/>
     <w:semiHidden/>
     <w:unhideWhenUsed/>
   </w:style>
-  <w:style w:type="character" w:customStyle="1" w:styleId="Nadpis1Char">
-    <w:name w:val="Nadpis 1 Char"/>
-    <w:basedOn w:val="Standardnpsmoodstavce"/>
-    <w:link w:val="Nadpis1"/>
+  <w:style w:type="character" w:customStyle="1" w:styleId="Heading1Char">
+    <w:name w:val="Heading 1 Char"/>
+    <w:basedOn w:val="DefaultParagraphFont"/>
+    <w:link w:val="Heading1"/>
     <w:uiPriority w:val="99"/>
     <w:rsid w:val="00AC3ADE"/>
     <w:rPr>
@@ -7743,9 +7707,9 @@
       <w:lang w:val="en-GB" w:eastAsia="cs-CZ"/>
     </w:rPr>
   </w:style>
-  <w:style w:type="paragraph" w:styleId="Odstavecseseznamem">
+  <w:style w:type="paragraph" w:styleId="ListParagraph">
     <w:name w:val="List Paragraph"/>
-    <w:basedOn w:val="Normln"/>
+    <w:basedOn w:val="Normal"/>
     <w:uiPriority w:val="1"/>
     <w:qFormat/>
     <w:rsid w:val="00727BA9"/>
@@ -7754,9 +7718,9 @@
       <w:contextualSpacing/>
     </w:pPr>
   </w:style>
-  <w:style w:type="character" w:styleId="Odkaznakoment">
+  <w:style w:type="character" w:styleId="CommentReference">
     <w:name w:val="annotation reference"/>
-    <w:basedOn w:val="Standardnpsmoodstavce"/>
+    <w:basedOn w:val="DefaultParagraphFont"/>
     <w:uiPriority w:val="99"/>
     <w:semiHidden/>
     <w:unhideWhenUsed/>
@@ -7766,19 +7730,19 @@
       <w:szCs w:val="16"/>
     </w:rPr>
   </w:style>
-  <w:style w:type="paragraph" w:styleId="Textkomente">
+  <w:style w:type="paragraph" w:styleId="CommentText">
     <w:name w:val="annotation text"/>
-    <w:basedOn w:val="Normln"/>
-    <w:link w:val="TextkomenteChar"/>
+    <w:basedOn w:val="Normal"/>
+    <w:link w:val="CommentTextChar"/>
     <w:uiPriority w:val="99"/>
     <w:semiHidden/>
     <w:unhideWhenUsed/>
     <w:rsid w:val="00236252"/>
   </w:style>
-  <w:style w:type="character" w:customStyle="1" w:styleId="TextkomenteChar">
-    <w:name w:val="Text komentáře Char"/>
-    <w:basedOn w:val="Standardnpsmoodstavce"/>
-    <w:link w:val="Textkomente"/>
+  <w:style w:type="character" w:customStyle="1" w:styleId="CommentTextChar">
+    <w:name w:val="Comment Text Char"/>
+    <w:basedOn w:val="DefaultParagraphFont"/>
+    <w:link w:val="CommentText"/>
     <w:uiPriority w:val="99"/>
     <w:semiHidden/>
     <w:rsid w:val="00236252"/>
@@ -7790,11 +7754,11 @@
       <w:lang w:val="cs-CZ" w:eastAsia="cs-CZ"/>
     </w:rPr>
   </w:style>
-  <w:style w:type="paragraph" w:styleId="Pedmtkomente">
+  <w:style w:type="paragraph" w:styleId="CommentSubject">
     <w:name w:val="annotation subject"/>
-    <w:basedOn w:val="Textkomente"/>
-    <w:next w:val="Textkomente"/>
-    <w:link w:val="PedmtkomenteChar"/>
+    <w:basedOn w:val="CommentText"/>
+    <w:next w:val="CommentText"/>
+    <w:link w:val="CommentSubjectChar"/>
     <w:uiPriority w:val="99"/>
     <w:semiHidden/>
     <w:unhideWhenUsed/>
@@ -7804,10 +7768,10 @@
       <w:bCs/>
     </w:rPr>
   </w:style>
-  <w:style w:type="character" w:customStyle="1" w:styleId="PedmtkomenteChar">
-    <w:name w:val="Předmět komentáře Char"/>
-    <w:basedOn w:val="TextkomenteChar"/>
-    <w:link w:val="Pedmtkomente"/>
+  <w:style w:type="character" w:customStyle="1" w:styleId="CommentSubjectChar">
+    <w:name w:val="Comment Subject Char"/>
+    <w:basedOn w:val="CommentTextChar"/>
+    <w:link w:val="CommentSubject"/>
     <w:uiPriority w:val="99"/>
     <w:semiHidden/>
     <w:rsid w:val="00236252"/>
@@ -7821,10 +7785,10 @@
       <w:lang w:val="cs-CZ" w:eastAsia="cs-CZ"/>
     </w:rPr>
   </w:style>
-  <w:style w:type="paragraph" w:styleId="Textbubliny">
+  <w:style w:type="paragraph" w:styleId="BalloonText">
     <w:name w:val="Balloon Text"/>
-    <w:basedOn w:val="Normln"/>
-    <w:link w:val="TextbublinyChar"/>
+    <w:basedOn w:val="Normal"/>
+    <w:link w:val="BalloonTextChar"/>
     <w:uiPriority w:val="99"/>
     <w:semiHidden/>
     <w:unhideWhenUsed/>
@@ -7835,10 +7799,10 @@
       <w:szCs w:val="18"/>
     </w:rPr>
   </w:style>
-  <w:style w:type="character" w:customStyle="1" w:styleId="TextbublinyChar">
-    <w:name w:val="Text bubliny Char"/>
-    <w:basedOn w:val="Standardnpsmoodstavce"/>
-    <w:link w:val="Textbubliny"/>
+  <w:style w:type="character" w:customStyle="1" w:styleId="BalloonTextChar">
+    <w:name w:val="Balloon Text Char"/>
+    <w:basedOn w:val="DefaultParagraphFont"/>
+    <w:link w:val="BalloonText"/>
     <w:uiPriority w:val="99"/>
     <w:semiHidden/>
     <w:rsid w:val="00236252"/>
@@ -7852,7 +7816,7 @@
   </w:style>
   <w:style w:type="paragraph" w:customStyle="1" w:styleId="1StrTrZn">
     <w:name w:val="1StrTrZn"/>
-    <w:basedOn w:val="Normln"/>
+    <w:basedOn w:val="Normal"/>
     <w:rsid w:val="00B11644"/>
     <w:pPr>
       <w:pBdr>
@@ -7933,9 +7897,9 @@
       <w:lang w:val="cs-CZ" w:eastAsia="cs-CZ"/>
     </w:rPr>
   </w:style>
-  <w:style w:type="table" w:styleId="Mkatabulky">
+  <w:style w:type="table" w:styleId="TableGrid">
     <w:name w:val="Table Grid"/>
-    <w:basedOn w:val="Normlntabulka"/>
+    <w:basedOn w:val="TableNormal"/>
     <w:uiPriority w:val="39"/>
     <w:rsid w:val="00B37480"/>
     <w:pPr>
@@ -7952,10 +7916,10 @@
       </w:tblBorders>
     </w:tblPr>
   </w:style>
-  <w:style w:type="character" w:customStyle="1" w:styleId="Nadpis2Char">
-    <w:name w:val="Nadpis 2 Char"/>
-    <w:basedOn w:val="Standardnpsmoodstavce"/>
-    <w:link w:val="Nadpis2"/>
+  <w:style w:type="character" w:customStyle="1" w:styleId="Heading2Char">
+    <w:name w:val="Heading 2 Char"/>
+    <w:basedOn w:val="DefaultParagraphFont"/>
+    <w:link w:val="Heading2"/>
     <w:rsid w:val="00AC3ADE"/>
     <w:rPr>
       <w:rFonts w:ascii="Arial" w:eastAsia="Arial" w:hAnsi="Arial" w:cs="Arial"/>
@@ -7966,10 +7930,10 @@
       <w:lang w:val="en-GB"/>
     </w:rPr>
   </w:style>
-  <w:style w:type="character" w:customStyle="1" w:styleId="Nadpis3Char">
-    <w:name w:val="Nadpis 3 Char"/>
-    <w:basedOn w:val="Standardnpsmoodstavce"/>
-    <w:link w:val="Nadpis3"/>
+  <w:style w:type="character" w:customStyle="1" w:styleId="Heading3Char">
+    <w:name w:val="Heading 3 Char"/>
+    <w:basedOn w:val="DefaultParagraphFont"/>
+    <w:link w:val="Heading3"/>
     <w:uiPriority w:val="9"/>
     <w:rsid w:val="00F13964"/>
     <w:rPr>
@@ -7981,10 +7945,10 @@
       <w:lang w:val="cs-CZ" w:eastAsia="cs-CZ"/>
     </w:rPr>
   </w:style>
-  <w:style w:type="paragraph" w:styleId="Zkladntext">
+  <w:style w:type="paragraph" w:styleId="BodyText">
     <w:name w:val="Body Text"/>
-    <w:basedOn w:val="Normln"/>
-    <w:link w:val="ZkladntextChar"/>
+    <w:basedOn w:val="Normal"/>
+    <w:link w:val="BodyTextChar"/>
     <w:uiPriority w:val="1"/>
     <w:qFormat/>
     <w:rsid w:val="00A82675"/>
@@ -8005,20 +7969,20 @@
       <w:lang w:val="en-US" w:eastAsia="en-US"/>
     </w:rPr>
   </w:style>
-  <w:style w:type="character" w:customStyle="1" w:styleId="ZkladntextChar">
-    <w:name w:val="Základní text Char"/>
-    <w:basedOn w:val="Standardnpsmoodstavce"/>
-    <w:link w:val="Zkladntext"/>
+  <w:style w:type="character" w:customStyle="1" w:styleId="BodyTextChar">
+    <w:name w:val="Body Text Char"/>
+    <w:basedOn w:val="DefaultParagraphFont"/>
+    <w:link w:val="BodyText"/>
     <w:uiPriority w:val="1"/>
     <w:rsid w:val="00A82675"/>
     <w:rPr>
       <w:rFonts w:ascii="Cambria" w:eastAsia="Cambria" w:hAnsi="Cambria" w:cs="Cambria"/>
     </w:rPr>
   </w:style>
-  <w:style w:type="paragraph" w:styleId="Zhlav">
+  <w:style w:type="paragraph" w:styleId="Header">
     <w:name w:val="header"/>
-    <w:basedOn w:val="Normln"/>
-    <w:link w:val="ZhlavChar"/>
+    <w:basedOn w:val="Normal"/>
+    <w:link w:val="HeaderChar"/>
     <w:uiPriority w:val="99"/>
     <w:unhideWhenUsed/>
     <w:rsid w:val="00AC3ADE"/>
@@ -8030,10 +7994,10 @@
       <w:spacing w:after="0" w:line="240" w:lineRule="auto"/>
     </w:pPr>
   </w:style>
-  <w:style w:type="character" w:customStyle="1" w:styleId="ZhlavChar">
-    <w:name w:val="Záhlaví Char"/>
-    <w:basedOn w:val="Standardnpsmoodstavce"/>
-    <w:link w:val="Zhlav"/>
+  <w:style w:type="character" w:customStyle="1" w:styleId="HeaderChar">
+    <w:name w:val="Header Char"/>
+    <w:basedOn w:val="DefaultParagraphFont"/>
+    <w:link w:val="Header"/>
     <w:uiPriority w:val="99"/>
     <w:rsid w:val="00AC3ADE"/>
     <w:rPr>
@@ -8043,10 +8007,10 @@
       <w:lang w:val="en-GB" w:eastAsia="cs-CZ"/>
     </w:rPr>
   </w:style>
-  <w:style w:type="paragraph" w:styleId="Zpat">
+  <w:style w:type="paragraph" w:styleId="Footer">
     <w:name w:val="footer"/>
-    <w:basedOn w:val="Normln"/>
-    <w:link w:val="ZpatChar"/>
+    <w:basedOn w:val="Normal"/>
+    <w:link w:val="FooterChar"/>
     <w:uiPriority w:val="99"/>
     <w:unhideWhenUsed/>
     <w:rsid w:val="00AC3ADE"/>
@@ -8058,10 +8022,10 @@
       <w:spacing w:after="0" w:line="240" w:lineRule="auto"/>
     </w:pPr>
   </w:style>
-  <w:style w:type="character" w:customStyle="1" w:styleId="ZpatChar">
-    <w:name w:val="Zápatí Char"/>
-    <w:basedOn w:val="Standardnpsmoodstavce"/>
-    <w:link w:val="Zpat"/>
+  <w:style w:type="character" w:customStyle="1" w:styleId="FooterChar">
+    <w:name w:val="Footer Char"/>
+    <w:basedOn w:val="DefaultParagraphFont"/>
+    <w:link w:val="Footer"/>
     <w:uiPriority w:val="99"/>
     <w:rsid w:val="00AC3ADE"/>
     <w:rPr>
@@ -8071,7 +8035,7 @@
       <w:lang w:val="en-GB" w:eastAsia="cs-CZ"/>
     </w:rPr>
   </w:style>
-  <w:style w:type="character" w:styleId="Hypertextovodkaz">
+  <w:style w:type="character" w:styleId="Hyperlink">
     <w:name w:val="Hyperlink"/>
     <w:uiPriority w:val="99"/>
     <w:unhideWhenUsed/>
@@ -8083,7 +8047,7 @@
   </w:style>
   <w:style w:type="paragraph" w:customStyle="1" w:styleId="1StrNN-2-4">
     <w:name w:val="1StrNN-2-4"/>
-    <w:basedOn w:val="Normln"/>
+    <w:basedOn w:val="Normal"/>
     <w:rsid w:val="00BC724B"/>
     <w:pPr>
       <w:widowControl w:val="0"/>
@@ -8118,10 +8082,10 @@
       <w:sz w:val="32"/>
     </w:rPr>
   </w:style>
-  <w:style w:type="paragraph" w:styleId="Titulek">
+  <w:style w:type="paragraph" w:styleId="Caption">
     <w:name w:val="caption"/>
-    <w:basedOn w:val="Normln"/>
-    <w:next w:val="Normln"/>
+    <w:basedOn w:val="Normal"/>
+    <w:next w:val="Normal"/>
     <w:qFormat/>
     <w:rsid w:val="00BC724B"/>
     <w:pPr>
@@ -8134,10 +8098,10 @@
       <w:szCs w:val="22"/>
     </w:rPr>
   </w:style>
-  <w:style w:type="paragraph" w:styleId="Nzev">
+  <w:style w:type="paragraph" w:styleId="Title">
     <w:name w:val="Title"/>
-    <w:basedOn w:val="Normln"/>
-    <w:link w:val="NzevChar"/>
+    <w:basedOn w:val="Normal"/>
+    <w:link w:val="TitleChar"/>
     <w:qFormat/>
     <w:rsid w:val="00BC724B"/>
     <w:pPr>
@@ -8152,10 +8116,10 @@
       <w:szCs w:val="40"/>
     </w:rPr>
   </w:style>
-  <w:style w:type="character" w:customStyle="1" w:styleId="NzevChar">
-    <w:name w:val="Název Char"/>
-    <w:basedOn w:val="Standardnpsmoodstavce"/>
-    <w:link w:val="Nzev"/>
+  <w:style w:type="character" w:customStyle="1" w:styleId="TitleChar">
+    <w:name w:val="Title Char"/>
+    <w:basedOn w:val="DefaultParagraphFont"/>
+    <w:link w:val="Title"/>
     <w:rsid w:val="00BC724B"/>
     <w:rPr>
       <w:rFonts w:ascii="Arial" w:eastAsia="Times New Roman" w:hAnsi="Arial" w:cs="Arial"/>
